--- a/sofer gay.docx
+++ b/sofer gay.docx
@@ -1,6 +1,6 @@
 
 <file path=word/document.xml><?xml version="1.0" encoding="utf-8"?>
-<w:document xmlns:wpc="http://schemas.microsoft.com/office/word/2010/wordprocessingCanvas" xmlns:cx="http://schemas.microsoft.com/office/drawing/2014/chartex" xmlns:cx1="http://schemas.microsoft.com/office/drawing/2015/9/8/chartex" xmlns:cx2="http://schemas.microsoft.com/office/drawing/2015/10/21/chartex" xmlns:cx3="http://schemas.microsoft.com/office/drawing/2016/5/9/chartex" xmlns:cx4="http://schemas.microsoft.com/office/drawing/2016/5/10/chartex" xmlns:cx5="http://schemas.microsoft.com/office/drawing/2016/5/11/chartex" xmlns:cx6="http://schemas.microsoft.com/office/drawing/2016/5/12/chartex" xmlns:cx7="http://schemas.microsoft.com/office/drawing/2016/5/13/chartex" xmlns:cx8="http://schemas.microsoft.com/office/drawing/2016/5/14/chartex" xmlns:mc="http://schemas.openxmlformats.org/markup-compatibility/2006" xmlns:aink="http://schemas.microsoft.com/office/drawing/2016/ink" xmlns:am3d="http://schemas.microsoft.com/office/drawing/2017/model3d" xmlns:o="urn:schemas-microsoft-com:office:office" xmlns:r="http://schemas.openxmlformats.org/officeDocument/2006/relationships" xmlns:m="http://schemas.openxmlformats.org/officeDocument/2006/math" xmlns:v="urn:schemas-microsoft-com:vml" xmlns:wp14="http://schemas.microsoft.com/office/word/2010/wordprocessingDrawing" xmlns:wp="http://schemas.openxmlformats.org/drawingml/2006/wordprocessingDrawing" xmlns:w10="urn:schemas-microsoft-com:office:word" xmlns:w="http://schemas.openxmlformats.org/wordprocessingml/2006/main" xmlns:w14="http://schemas.microsoft.com/office/word/2010/wordml" xmlns:w15="http://schemas.microsoft.com/office/word/2012/wordml" xmlns:w16cid="http://schemas.microsoft.com/office/word/2016/wordml/cid" xmlns:w16se="http://schemas.microsoft.com/office/word/2015/wordml/symex" xmlns:wpg="http://schemas.microsoft.com/office/word/2010/wordprocessingGroup" xmlns:wpi="http://schemas.microsoft.com/office/word/2010/wordprocessingInk" xmlns:wne="http://schemas.microsoft.com/office/word/2006/wordml" xmlns:wps="http://schemas.microsoft.com/office/word/2010/wordprocessingShape" mc:Ignorable="w14 w15 w16se w16cid wp14">
+<w:document xmlns:wpc="http://schemas.microsoft.com/office/word/2010/wordprocessingCanvas" xmlns:cx="http://schemas.microsoft.com/office/drawing/2014/chartex" xmlns:cx1="http://schemas.microsoft.com/office/drawing/2015/9/8/chartex" xmlns:cx2="http://schemas.microsoft.com/office/drawing/2015/10/21/chartex" xmlns:cx3="http://schemas.microsoft.com/office/drawing/2016/5/9/chartex" xmlns:cx4="http://schemas.microsoft.com/office/drawing/2016/5/10/chartex" xmlns:cx5="http://schemas.microsoft.com/office/drawing/2016/5/11/chartex" xmlns:cx6="http://schemas.microsoft.com/office/drawing/2016/5/12/chartex" xmlns:cx7="http://schemas.microsoft.com/office/drawing/2016/5/13/chartex" xmlns:cx8="http://schemas.microsoft.com/office/drawing/2016/5/14/chartex" xmlns:mc="http://schemas.openxmlformats.org/markup-compatibility/2006" xmlns:aink="http://schemas.microsoft.com/office/drawing/2016/ink" xmlns:am3d="http://schemas.microsoft.com/office/drawing/2017/model3d" xmlns:o="urn:schemas-microsoft-com:office:office" xmlns:oel="http://schemas.microsoft.com/office/2019/extlst" xmlns:r="http://schemas.openxmlformats.org/officeDocument/2006/relationships" xmlns:m="http://schemas.openxmlformats.org/officeDocument/2006/math" xmlns:v="urn:schemas-microsoft-com:vml" xmlns:wp14="http://schemas.microsoft.com/office/word/2010/wordprocessingDrawing" xmlns:wp="http://schemas.openxmlformats.org/drawingml/2006/wordprocessingDrawing" xmlns:w10="urn:schemas-microsoft-com:office:word" xmlns:w="http://schemas.openxmlformats.org/wordprocessingml/2006/main" xmlns:w14="http://schemas.microsoft.com/office/word/2010/wordml" xmlns:w15="http://schemas.microsoft.com/office/word/2012/wordml" xmlns:w16cex="http://schemas.microsoft.com/office/word/2018/wordml/cex" xmlns:w16cid="http://schemas.microsoft.com/office/word/2016/wordml/cid" xmlns:w16="http://schemas.microsoft.com/office/word/2018/wordml" xmlns:w16du="http://schemas.microsoft.com/office/word/2023/wordml/word16du" xmlns:w16sdtdh="http://schemas.microsoft.com/office/word/2020/wordml/sdtdatahash" xmlns:w16sdtfl="http://schemas.microsoft.com/office/word/2024/wordml/sdtformatlock" xmlns:w16se="http://schemas.microsoft.com/office/word/2015/wordml/symex" xmlns:wpg="http://schemas.microsoft.com/office/word/2010/wordprocessingGroup" xmlns:wpi="http://schemas.microsoft.com/office/word/2010/wordprocessingInk" xmlns:wne="http://schemas.microsoft.com/office/word/2006/wordml" xmlns:wps="http://schemas.microsoft.com/office/word/2010/wordprocessingShape" mc:Ignorable="w14 w15 w16se w16cid w16 w16cex w16sdtdh w16sdtfl w16du wp14">
   <w:body>
     <w:p>
       <w:pPr>
@@ -109,7 +109,6 @@
         </w:rPr>
         <w:t xml:space="preserve">בחלק הזה החלטנו תחילה להמיר את התמונות שקיבלנו לפורמט שמתאים לעיבוד מידע נוח יותר, וקטורים של </w:t>
       </w:r>
-      <w:proofErr w:type="spellStart"/>
       <w:r>
         <w:rPr>
           <w:sz w:val="24"/>
@@ -118,7 +117,6 @@
         </w:rPr>
         <w:t>numpy</w:t>
       </w:r>
-      <w:proofErr w:type="spellEnd"/>
       <w:r>
         <w:rPr>
           <w:rFonts w:hint="cs"/>
@@ -148,51 +146,7 @@
           <w:rtl/>
           <w:lang w:val="en-US"/>
         </w:rPr>
-        <w:t xml:space="preserve">מעבר לכך החלטנו שבעיה שעלולה לעלות היא האפקט של בהירות התמונה הכללית, ולכן </w:t>
-      </w:r>
-      <w:proofErr w:type="spellStart"/>
-      <w:r>
-        <w:rPr>
-          <w:rFonts w:hint="cs"/>
-          <w:sz w:val="24"/>
-          <w:szCs w:val="24"/>
-          <w:rtl/>
-          <w:lang w:val="en-US"/>
-        </w:rPr>
-        <w:t>נירמלנו</w:t>
-      </w:r>
-      <w:proofErr w:type="spellEnd"/>
-      <w:r>
-        <w:rPr>
-          <w:rFonts w:hint="cs"/>
-          <w:sz w:val="24"/>
-          <w:szCs w:val="24"/>
-          <w:rtl/>
-          <w:lang w:val="en-US"/>
-        </w:rPr>
-        <w:t xml:space="preserve"> את כל </w:t>
-      </w:r>
-      <w:proofErr w:type="spellStart"/>
-      <w:r>
-        <w:rPr>
-          <w:rFonts w:hint="cs"/>
-          <w:sz w:val="24"/>
-          <w:szCs w:val="24"/>
-          <w:rtl/>
-          <w:lang w:val="en-US"/>
-        </w:rPr>
-        <w:t>הוקטורים</w:t>
-      </w:r>
-      <w:proofErr w:type="spellEnd"/>
-      <w:r>
-        <w:rPr>
-          <w:rFonts w:hint="cs"/>
-          <w:sz w:val="24"/>
-          <w:szCs w:val="24"/>
-          <w:rtl/>
-          <w:lang w:val="en-US"/>
-        </w:rPr>
-        <w:t xml:space="preserve"> כך שהמספר הכי גבוה בהם הוא אחד והכי נמוך הוא 0. כך אנחנו אפקטיבית מתעלמים מבהירות התמונה במידע שלנו.</w:t>
+        <w:t>מעבר לכך החלטנו שבעיה שעלולה לעלות היא האפקט של בהירות התמונה הכללית, ולכן נירמלנו את כל הוקטורים כך שהמספר הכי גבוה בהם הוא אחד והכי נמוך הוא 0. כך אנחנו אפקטיבית מתעלמים מבהירות התמונה במידע שלנו.</w:t>
       </w:r>
     </w:p>
     <w:p>
@@ -210,43 +164,110 @@
       <w:pPr>
         <w:bidi/>
         <w:rPr>
+          <w:sz w:val="24"/>
+          <w:szCs w:val="24"/>
+          <w:rtl/>
+          <w:lang w:val="en-US"/>
+        </w:rPr>
+      </w:pPr>
+      <w:r>
+        <w:rPr>
           <w:rFonts w:hint="cs"/>
           <w:sz w:val="24"/>
           <w:szCs w:val="24"/>
           <w:rtl/>
           <w:lang w:val="en-US"/>
         </w:rPr>
+        <w:t xml:space="preserve">חלק 2 </w:t>
+      </w:r>
+      <w:r>
+        <w:rPr>
+          <w:sz w:val="24"/>
+          <w:szCs w:val="24"/>
+          <w:lang w:val="en-US"/>
+        </w:rPr>
+        <w:t>supervised models</w:t>
+      </w:r>
+      <w:r>
+        <w:rPr>
+          <w:rFonts w:hint="cs"/>
+          <w:sz w:val="24"/>
+          <w:szCs w:val="24"/>
+          <w:rtl/>
+          <w:lang w:val="en-US"/>
+        </w:rPr>
+        <w:t>:</w:t>
+      </w:r>
+    </w:p>
+    <w:p>
+      <w:pPr>
+        <w:bidi/>
+        <w:rPr>
+          <w:rFonts w:hint="cs"/>
+          <w:b/>
+          <w:bCs/>
+          <w:sz w:val="24"/>
+          <w:szCs w:val="24"/>
+          <w:u w:val="single"/>
+          <w:rtl/>
+          <w:lang w:val="en-US"/>
+        </w:rPr>
       </w:pPr>
       <w:r>
         <w:rPr>
+          <w:b/>
+          <w:bCs/>
+          <w:sz w:val="24"/>
+          <w:szCs w:val="24"/>
+          <w:u w:val="single"/>
+          <w:lang w:val="en-US"/>
+        </w:rPr>
+        <w:t xml:space="preserve"> </w:t>
+      </w:r>
+      <w:r>
+        <w:rPr>
           <w:rFonts w:hint="cs"/>
-          <w:sz w:val="24"/>
-          <w:szCs w:val="24"/>
-          <w:rtl/>
-          <w:lang w:val="en-US"/>
-        </w:rPr>
-        <w:t xml:space="preserve">חלק 2 </w:t>
-      </w:r>
-      <w:r>
-        <w:rPr>
-          <w:sz w:val="24"/>
-          <w:szCs w:val="24"/>
-          <w:lang w:val="en-US"/>
-        </w:rPr>
-        <w:t>supervised models</w:t>
-      </w:r>
-      <w:r>
-        <w:rPr>
-          <w:rFonts w:hint="cs"/>
-          <w:sz w:val="24"/>
-          <w:szCs w:val="24"/>
-          <w:rtl/>
-          <w:lang w:val="en-US"/>
-        </w:rPr>
-        <w:t>:</w:t>
-      </w:r>
-      <w:bookmarkStart w:id="0" w:name="_GoBack"/>
-      <w:bookmarkEnd w:id="0"/>
+          <w:b/>
+          <w:bCs/>
+          <w:sz w:val="24"/>
+          <w:szCs w:val="24"/>
+          <w:u w:val="single"/>
+          <w:rtl/>
+          <w:lang w:val="en-US"/>
+        </w:rPr>
+        <w:t>)</w:t>
+      </w:r>
+      <w:r>
+        <w:rPr>
+          <w:rFonts w:ascii="Arial" w:hAnsi="Arial" w:cs="Arial"/>
+          <w:color w:val="1F1F1F"/>
+          <w:sz w:val="42"/>
+          <w:szCs w:val="42"/>
+          <w:shd w:val="clear" w:color="auto" w:fill="FFFFFF"/>
+        </w:rPr>
+        <w:t xml:space="preserve"> </w:t>
+      </w:r>
+      <w:r>
+        <w:rPr>
+          <w:b/>
+          <w:bCs/>
+          <w:sz w:val="24"/>
+          <w:szCs w:val="24"/>
+          <w:u w:val="single"/>
+        </w:rPr>
+        <w:t>k-nearest neighbors algorithm</w:t>
+      </w:r>
+      <w:r>
+        <w:rPr>
+          <w:b/>
+          <w:bCs/>
+          <w:sz w:val="24"/>
+          <w:szCs w:val="24"/>
+          <w:u w:val="single"/>
+          <w:lang w:val="en-US"/>
+        </w:rPr>
+        <w:t>KNN</w:t>
+      </w:r>
     </w:p>
     <w:sectPr>
       <w:pgSz w:w="11906" w:h="16838"/>
@@ -259,14 +280,14 @@
 </file>
 
 <file path=word/styles.xml><?xml version="1.0" encoding="utf-8"?>
-<w:styles xmlns:mc="http://schemas.openxmlformats.org/markup-compatibility/2006" xmlns:r="http://schemas.openxmlformats.org/officeDocument/2006/relationships" xmlns:w="http://schemas.openxmlformats.org/wordprocessingml/2006/main" xmlns:w14="http://schemas.microsoft.com/office/word/2010/wordml" xmlns:w15="http://schemas.microsoft.com/office/word/2012/wordml" xmlns:w16cid="http://schemas.microsoft.com/office/word/2016/wordml/cid" xmlns:w16se="http://schemas.microsoft.com/office/word/2015/wordml/symex" mc:Ignorable="w14 w15 w16se w16cid">
+<w:styles xmlns:mc="http://schemas.openxmlformats.org/markup-compatibility/2006" xmlns:r="http://schemas.openxmlformats.org/officeDocument/2006/relationships" xmlns:w="http://schemas.openxmlformats.org/wordprocessingml/2006/main" xmlns:w14="http://schemas.microsoft.com/office/word/2010/wordml" xmlns:w15="http://schemas.microsoft.com/office/word/2012/wordml" xmlns:w16cex="http://schemas.microsoft.com/office/word/2018/wordml/cex" xmlns:w16cid="http://schemas.microsoft.com/office/word/2016/wordml/cid" xmlns:w16="http://schemas.microsoft.com/office/word/2018/wordml" xmlns:w16du="http://schemas.microsoft.com/office/word/2023/wordml/word16du" xmlns:w16sdtdh="http://schemas.microsoft.com/office/word/2020/wordml/sdtdatahash" xmlns:w16sdtfl="http://schemas.microsoft.com/office/word/2024/wordml/sdtformatlock" xmlns:w16se="http://schemas.microsoft.com/office/word/2015/wordml/symex" mc:Ignorable="w14 w15 w16se w16cid w16 w16cex w16sdtdh w16sdtfl w16du">
   <w:docDefaults>
     <w:rPrDefault>
       <w:rPr>
         <w:rFonts w:asciiTheme="minorHAnsi" w:eastAsiaTheme="minorHAnsi" w:hAnsiTheme="minorHAnsi" w:cstheme="minorBidi"/>
         <w:sz w:val="22"/>
         <w:szCs w:val="22"/>
-        <w:lang w:eastAsia="en-US" w:bidi="he-IL"/>
+        <w:lang w:val="en-IL" w:eastAsia="en-US" w:bidi="he-IL"/>
       </w:rPr>
     </w:rPrDefault>
     <w:pPrDefault>
@@ -275,7 +296,7 @@
       </w:pPr>
     </w:pPrDefault>
   </w:docDefaults>
-  <w:latentStyles w:defLockedState="0" w:defUIPriority="99" w:defSemiHidden="0" w:defUnhideWhenUsed="0" w:defQFormat="0" w:count="375">
+  <w:latentStyles w:defLockedState="0" w:defUIPriority="99" w:defSemiHidden="0" w:defUnhideWhenUsed="0" w:defQFormat="0" w:count="376">
     <w:lsdException w:name="Normal" w:uiPriority="0" w:qFormat="1"/>
     <w:lsdException w:name="heading 1" w:uiPriority="9" w:qFormat="1"/>
     <w:lsdException w:name="heading 2" w:semiHidden="1" w:uiPriority="9" w:unhideWhenUsed="1" w:qFormat="1"/>
@@ -651,6 +672,7 @@
     <w:lsdException w:name="Smart Hyperlink" w:semiHidden="1" w:unhideWhenUsed="1"/>
     <w:lsdException w:name="Hashtag" w:semiHidden="1" w:unhideWhenUsed="1"/>
     <w:lsdException w:name="Unresolved Mention" w:semiHidden="1" w:unhideWhenUsed="1"/>
+    <w:lsdException w:name="Smart Link" w:semiHidden="1" w:unhideWhenUsed="1"/>
   </w:latentStyles>
   <w:style w:type="paragraph" w:default="1" w:styleId="Normal">
     <w:name w:val="Normal"/>
@@ -659,7 +681,6 @@
   <w:style w:type="character" w:default="1" w:styleId="DefaultParagraphFont">
     <w:name w:val="Default Paragraph Font"/>
     <w:uiPriority w:val="1"/>
-    <w:semiHidden/>
     <w:unhideWhenUsed/>
   </w:style>
   <w:style w:type="table" w:default="1" w:styleId="TableNormal">

--- a/sofer gay.docx
+++ b/sofer gay.docx
@@ -54,17 +54,23 @@
       <w:pPr>
         <w:bidi/>
         <w:rPr>
-          <w:sz w:val="24"/>
-          <w:szCs w:val="24"/>
-          <w:rtl/>
-          <w:lang w:val="en-US"/>
-        </w:rPr>
-      </w:pPr>
-      <w:r>
-        <w:rPr>
-          <w:rFonts w:hint="cs"/>
-          <w:sz w:val="24"/>
-          <w:szCs w:val="24"/>
+          <w:b/>
+          <w:bCs/>
+          <w:sz w:val="36"/>
+          <w:szCs w:val="36"/>
+          <w:u w:val="single"/>
+          <w:rtl/>
+          <w:lang w:val="en-US"/>
+        </w:rPr>
+      </w:pPr>
+      <w:r>
+        <w:rPr>
+          <w:rFonts w:hint="cs"/>
+          <w:b/>
+          <w:bCs/>
+          <w:sz w:val="36"/>
+          <w:szCs w:val="36"/>
+          <w:u w:val="single"/>
           <w:rtl/>
           <w:lang w:val="en-US"/>
         </w:rPr>
@@ -72,8 +78,11 @@
       </w:r>
       <w:r>
         <w:rPr>
-          <w:sz w:val="24"/>
-          <w:szCs w:val="24"/>
+          <w:b/>
+          <w:bCs/>
+          <w:sz w:val="36"/>
+          <w:szCs w:val="36"/>
+          <w:u w:val="single"/>
           <w:lang w:val="en-US"/>
         </w:rPr>
         <w:t>preprocessing</w:t>
@@ -81,8 +90,11 @@
       <w:r>
         <w:rPr>
           <w:rFonts w:hint="cs"/>
-          <w:sz w:val="24"/>
-          <w:szCs w:val="24"/>
+          <w:b/>
+          <w:bCs/>
+          <w:sz w:val="36"/>
+          <w:szCs w:val="36"/>
+          <w:u w:val="single"/>
           <w:rtl/>
           <w:lang w:val="en-US"/>
         </w:rPr>
@@ -109,6 +121,7 @@
         </w:rPr>
         <w:t xml:space="preserve">בחלק הזה החלטנו תחילה להמיר את התמונות שקיבלנו לפורמט שמתאים לעיבוד מידע נוח יותר, וקטורים של </w:t>
       </w:r>
+      <w:proofErr w:type="spellStart"/>
       <w:r>
         <w:rPr>
           <w:sz w:val="24"/>
@@ -117,6 +130,7 @@
         </w:rPr>
         <w:t>numpy</w:t>
       </w:r>
+      <w:proofErr w:type="spellEnd"/>
       <w:r>
         <w:rPr>
           <w:rFonts w:hint="cs"/>
@@ -164,17 +178,23 @@
       <w:pPr>
         <w:bidi/>
         <w:rPr>
-          <w:sz w:val="24"/>
-          <w:szCs w:val="24"/>
-          <w:rtl/>
-          <w:lang w:val="en-US"/>
-        </w:rPr>
-      </w:pPr>
-      <w:r>
-        <w:rPr>
-          <w:rFonts w:hint="cs"/>
-          <w:sz w:val="24"/>
-          <w:szCs w:val="24"/>
+          <w:b/>
+          <w:bCs/>
+          <w:sz w:val="36"/>
+          <w:szCs w:val="36"/>
+          <w:u w:val="single"/>
+          <w:rtl/>
+          <w:lang w:val="en-US"/>
+        </w:rPr>
+      </w:pPr>
+      <w:r>
+        <w:rPr>
+          <w:rFonts w:hint="cs"/>
+          <w:b/>
+          <w:bCs/>
+          <w:sz w:val="36"/>
+          <w:szCs w:val="36"/>
+          <w:u w:val="single"/>
           <w:rtl/>
           <w:lang w:val="en-US"/>
         </w:rPr>
@@ -182,8 +202,11 @@
       </w:r>
       <w:r>
         <w:rPr>
-          <w:sz w:val="24"/>
-          <w:szCs w:val="24"/>
+          <w:b/>
+          <w:bCs/>
+          <w:sz w:val="36"/>
+          <w:szCs w:val="36"/>
+          <w:u w:val="single"/>
           <w:lang w:val="en-US"/>
         </w:rPr>
         <w:t>supervised models</w:t>
@@ -191,8 +214,11 @@
       <w:r>
         <w:rPr>
           <w:rFonts w:hint="cs"/>
-          <w:sz w:val="24"/>
-          <w:szCs w:val="24"/>
+          <w:b/>
+          <w:bCs/>
+          <w:sz w:val="36"/>
+          <w:szCs w:val="36"/>
+          <w:u w:val="single"/>
           <w:rtl/>
           <w:lang w:val="en-US"/>
         </w:rPr>
@@ -203,16 +229,22 @@
       <w:pPr>
         <w:bidi/>
         <w:rPr>
-          <w:rFonts w:hint="cs"/>
+          <w:sz w:val="24"/>
+          <w:szCs w:val="24"/>
+          <w:rtl/>
+        </w:rPr>
+      </w:pPr>
+      <w:r>
+        <w:rPr>
           <w:b/>
           <w:bCs/>
           <w:sz w:val="24"/>
           <w:szCs w:val="24"/>
           <w:u w:val="single"/>
-          <w:rtl/>
-          <w:lang w:val="en-US"/>
-        </w:rPr>
-      </w:pPr>
+          <w:lang w:val="en-US"/>
+        </w:rPr>
+        <w:t xml:space="preserve"> </w:t>
+      </w:r>
       <w:r>
         <w:rPr>
           <w:b/>
@@ -222,28 +254,1608 @@
           <w:u w:val="single"/>
           <w:lang w:val="en-US"/>
         </w:rPr>
+        <w:t>:</w:t>
+      </w:r>
+      <w:proofErr w:type="spellStart"/>
+      <w:r>
+        <w:rPr>
+          <w:b/>
+          <w:bCs/>
+          <w:sz w:val="24"/>
+          <w:szCs w:val="24"/>
+          <w:u w:val="single"/>
+          <w:lang w:val="en-US"/>
+        </w:rPr>
+        <w:t>Knn</w:t>
+      </w:r>
+      <w:proofErr w:type="spellEnd"/>
+      <w:r>
+        <w:rPr>
+          <w:b/>
+          <w:bCs/>
+          <w:sz w:val="24"/>
+          <w:szCs w:val="24"/>
+          <w:u w:val="single"/>
+          <w:lang w:val="en-US"/>
+        </w:rPr>
+        <w:t xml:space="preserve"> (</w:t>
+      </w:r>
+      <w:r>
+        <w:rPr>
+          <w:b/>
+          <w:bCs/>
+          <w:sz w:val="24"/>
+          <w:szCs w:val="24"/>
+          <w:u w:val="single"/>
+        </w:rPr>
+        <w:t xml:space="preserve">k-nearest </w:t>
+      </w:r>
+      <w:proofErr w:type="spellStart"/>
+      <w:r>
+        <w:rPr>
+          <w:b/>
+          <w:bCs/>
+          <w:sz w:val="24"/>
+          <w:szCs w:val="24"/>
+          <w:u w:val="single"/>
+        </w:rPr>
+        <w:t>neighbors</w:t>
+      </w:r>
+      <w:proofErr w:type="spellEnd"/>
+      <w:r>
+        <w:rPr>
+          <w:b/>
+          <w:bCs/>
+          <w:sz w:val="24"/>
+          <w:szCs w:val="24"/>
+          <w:u w:val="single"/>
+        </w:rPr>
+        <w:t xml:space="preserve"> algorithm</w:t>
+      </w:r>
+      <w:r>
+        <w:rPr>
+          <w:b/>
+          <w:bCs/>
+          <w:sz w:val="24"/>
+          <w:szCs w:val="24"/>
+          <w:u w:val="single"/>
+        </w:rPr>
+        <w:t>)</w:t>
+      </w:r>
+    </w:p>
+    <w:p>
+      <w:pPr>
+        <w:bidi/>
+        <w:jc w:val="both"/>
+        <w:rPr>
+          <w:rFonts w:hint="cs"/>
+          <w:sz w:val="24"/>
+          <w:szCs w:val="24"/>
+          <w:rtl/>
+        </w:rPr>
+      </w:pPr>
+      <w:r>
+        <w:rPr>
+          <w:sz w:val="24"/>
+          <w:szCs w:val="24"/>
+        </w:rPr>
+        <w:t xml:space="preserve">  </w:t>
+      </w:r>
+      <w:r>
+        <w:rPr>
+          <w:b/>
+          <w:bCs/>
+          <w:sz w:val="24"/>
+          <w:szCs w:val="24"/>
+          <w:rtl/>
+          <w:lang w:val="en-US"/>
+        </w:rPr>
+        <w:t>איך המודל עובד</w:t>
+      </w:r>
+      <w:r>
+        <w:rPr>
+          <w:rFonts w:hint="cs"/>
+          <w:b/>
+          <w:bCs/>
+          <w:sz w:val="24"/>
+          <w:szCs w:val="24"/>
+          <w:rtl/>
+        </w:rPr>
+        <w:t>:</w:t>
+      </w:r>
+      <w:r>
+        <w:rPr>
+          <w:sz w:val="24"/>
+          <w:szCs w:val="24"/>
+        </w:rPr>
         <w:t xml:space="preserve"> </w:t>
       </w:r>
       <w:r>
         <w:rPr>
-          <w:rFonts w:hint="cs"/>
+          <w:sz w:val="24"/>
+          <w:szCs w:val="24"/>
+          <w:rtl/>
+          <w:lang w:val="en-US"/>
+        </w:rPr>
+        <w:t>המודל מחשב את המרחק האוקלידי</w:t>
+      </w:r>
+      <w:r>
+        <w:rPr>
+          <w:sz w:val="24"/>
+          <w:szCs w:val="24"/>
+        </w:rPr>
+        <w:t xml:space="preserve"> (L2) </w:t>
+      </w:r>
+      <w:r>
+        <w:rPr>
+          <w:sz w:val="24"/>
+          <w:szCs w:val="24"/>
+          <w:rtl/>
+          <w:lang w:val="en-US"/>
+        </w:rPr>
+        <w:t>בין ווקטור התמונה החדשה לכל הווקטורים במערך האימון</w:t>
+      </w:r>
+      <w:r>
+        <w:rPr>
+          <w:sz w:val="24"/>
+          <w:szCs w:val="24"/>
+        </w:rPr>
+        <w:t xml:space="preserve">. </w:t>
+      </w:r>
+      <w:r>
+        <w:rPr>
+          <w:sz w:val="24"/>
+          <w:szCs w:val="24"/>
+          <w:rtl/>
+          <w:lang w:val="en-US"/>
+        </w:rPr>
+        <w:t>הוא בוחר את</w:t>
+      </w:r>
+      <w:r>
+        <w:rPr>
+          <w:sz w:val="24"/>
+          <w:szCs w:val="24"/>
+          <w:lang w:val="en-US"/>
+        </w:rPr>
+        <w:t xml:space="preserve">k </w:t>
+      </w:r>
+      <w:r>
+        <w:rPr>
+          <w:sz w:val="24"/>
+          <w:szCs w:val="24"/>
+          <w:rtl/>
+          <w:lang w:val="en-US"/>
+        </w:rPr>
+        <w:t xml:space="preserve"> השכנים הקרובים ביותר ומבצע הצב</w:t>
+      </w:r>
+      <w:r>
+        <w:rPr>
+          <w:rFonts w:hint="cs"/>
+          <w:sz w:val="24"/>
+          <w:szCs w:val="24"/>
+          <w:rtl/>
+          <w:lang w:val="en-US"/>
+        </w:rPr>
+        <w:t>עת רוב על מנת לקבוע לאיזה אדם התמונה החדשה כניראה שיי</w:t>
+      </w:r>
+      <w:r>
+        <w:rPr>
+          <w:rFonts w:hint="cs"/>
+          <w:sz w:val="24"/>
+          <w:szCs w:val="24"/>
+          <w:rtl/>
+          <w:lang w:val="en-US"/>
+        </w:rPr>
+        <w:t>כת.</w:t>
+      </w:r>
+    </w:p>
+    <w:p>
+      <w:pPr>
+        <w:bidi/>
+        <w:rPr>
+          <w:sz w:val="24"/>
+          <w:szCs w:val="24"/>
+          <w:rtl/>
+          <w:lang w:val="en-US"/>
+        </w:rPr>
+      </w:pPr>
+      <w:r>
+        <w:rPr>
+          <w:rFonts w:hint="cs"/>
+          <w:b/>
+          <w:bCs/>
+          <w:sz w:val="24"/>
+          <w:szCs w:val="24"/>
+          <w:rtl/>
+        </w:rPr>
+        <w:t>היפר פרמטרים:</w:t>
+      </w:r>
+      <w:r>
+        <w:rPr>
+          <w:rFonts w:hint="cs"/>
+          <w:sz w:val="24"/>
+          <w:szCs w:val="24"/>
+          <w:rtl/>
+        </w:rPr>
+        <w:t xml:space="preserve"> הפרמטר שענו מכוונים פה </w:t>
+      </w:r>
+      <w:r>
+        <w:rPr>
+          <w:sz w:val="24"/>
+          <w:szCs w:val="24"/>
+          <w:lang w:val="en-US"/>
+        </w:rPr>
+        <w:t>K</w:t>
+      </w:r>
+      <w:r>
+        <w:rPr>
+          <w:rFonts w:hint="cs"/>
+          <w:sz w:val="24"/>
+          <w:szCs w:val="24"/>
+          <w:rtl/>
+          <w:lang w:val="en-US"/>
+        </w:rPr>
+        <w:t>, כמות הוקטורים הכי קרובים שנכנסים להצבעת הרוב.</w:t>
+      </w:r>
+    </w:p>
+    <w:p>
+      <w:pPr>
+        <w:bidi/>
+        <w:rPr>
+          <w:sz w:val="24"/>
+          <w:szCs w:val="24"/>
+          <w:rtl/>
+          <w:lang w:val="en-US"/>
+        </w:rPr>
+      </w:pPr>
+      <w:r>
+        <w:rPr>
+          <w:rFonts w:hint="cs"/>
+          <w:b/>
+          <w:bCs/>
+          <w:sz w:val="24"/>
+          <w:szCs w:val="24"/>
+          <w:rtl/>
+          <w:lang w:val="en-US"/>
+        </w:rPr>
+        <w:t>רגולריזציה ובקרת מורכבות</w:t>
+      </w:r>
+      <w:r>
+        <w:rPr>
+          <w:rFonts w:hint="cs"/>
+          <w:sz w:val="24"/>
+          <w:szCs w:val="24"/>
+          <w:rtl/>
+          <w:lang w:val="en-US"/>
+        </w:rPr>
+        <w:t>: השליטה במורכבות מגיע</w:t>
+      </w:r>
+      <w:r>
+        <w:rPr>
+          <w:rFonts w:hint="cs"/>
+          <w:sz w:val="24"/>
+          <w:szCs w:val="24"/>
+          <w:rtl/>
+          <w:lang w:val="en-US"/>
+        </w:rPr>
+        <w:t xml:space="preserve"> דרך הערך </w:t>
+      </w:r>
+      <w:r>
+        <w:rPr>
+          <w:sz w:val="24"/>
+          <w:szCs w:val="24"/>
+          <w:lang w:val="en-US"/>
+        </w:rPr>
+        <w:t>K</w:t>
+      </w:r>
+      <w:r>
+        <w:rPr>
+          <w:rFonts w:hint="cs"/>
+          <w:sz w:val="24"/>
+          <w:szCs w:val="24"/>
+          <w:rtl/>
+          <w:lang w:val="en-US"/>
+        </w:rPr>
+        <w:t>.</w:t>
+      </w:r>
+    </w:p>
+    <w:p>
+      <w:pPr>
+        <w:pStyle w:val="ListParagraph"/>
+        <w:numPr>
+          <w:ilvl w:val="0"/>
+          <w:numId w:val="2"/>
+        </w:numPr>
+        <w:bidi/>
+        <w:rPr>
+          <w:sz w:val="24"/>
+          <w:szCs w:val="24"/>
+          <w:lang w:val="en-US"/>
+        </w:rPr>
+      </w:pPr>
+      <w:r>
+        <w:rPr>
+          <w:rFonts w:hint="cs"/>
+          <w:sz w:val="24"/>
+          <w:szCs w:val="24"/>
+          <w:rtl/>
+          <w:lang w:val="en-US"/>
+        </w:rPr>
+        <w:t xml:space="preserve">עבור ערך </w:t>
+      </w:r>
+      <w:r>
+        <w:rPr>
+          <w:sz w:val="24"/>
+          <w:szCs w:val="24"/>
+          <w:lang w:val="en-US"/>
+        </w:rPr>
+        <w:t>K</w:t>
+      </w:r>
+      <w:r>
+        <w:rPr>
+          <w:rFonts w:hint="cs"/>
+          <w:sz w:val="24"/>
+          <w:szCs w:val="24"/>
+          <w:rtl/>
+          <w:lang w:val="en-US"/>
+        </w:rPr>
+        <w:t xml:space="preserve"> קטן המודל רגיש מאוד ובעל ווריאנס גבוהה ובייס נמוך.</w:t>
+      </w:r>
+    </w:p>
+    <w:p>
+      <w:pPr>
+        <w:pStyle w:val="ListParagraph"/>
+        <w:numPr>
+          <w:ilvl w:val="0"/>
+          <w:numId w:val="2"/>
+        </w:numPr>
+        <w:bidi/>
+        <w:rPr>
+          <w:sz w:val="24"/>
+          <w:szCs w:val="24"/>
+          <w:lang w:val="en-US"/>
+        </w:rPr>
+      </w:pPr>
+      <w:r>
+        <w:rPr>
+          <w:rFonts w:hint="cs"/>
+          <w:sz w:val="24"/>
+          <w:szCs w:val="24"/>
+          <w:rtl/>
+          <w:lang w:val="en-US"/>
+        </w:rPr>
+        <w:t xml:space="preserve">עבור </w:t>
+      </w:r>
+      <w:r>
+        <w:rPr>
+          <w:sz w:val="24"/>
+          <w:szCs w:val="24"/>
+          <w:lang w:val="en-US"/>
+        </w:rPr>
+        <w:t>K</w:t>
+      </w:r>
+      <w:r>
+        <w:rPr>
+          <w:rFonts w:hint="cs"/>
+          <w:sz w:val="24"/>
+          <w:szCs w:val="24"/>
+          <w:rtl/>
+          <w:lang w:val="en-US"/>
+        </w:rPr>
+        <w:t xml:space="preserve"> גדול נקבל ווריאנס נמוך עקב השונות הסטטיסטית הנמוכה ובייס גבוהה.</w:t>
+      </w:r>
+    </w:p>
+    <w:p>
+      <w:pPr>
+        <w:bidi/>
+        <w:ind w:left="360"/>
+        <w:rPr>
+          <w:sz w:val="24"/>
+          <w:szCs w:val="24"/>
+          <w:rtl/>
+          <w:lang w:val="en-US"/>
+        </w:rPr>
+      </w:pPr>
+    </w:p>
+    <w:p>
+      <w:pPr>
+        <w:bidi/>
+        <w:ind w:left="360"/>
+        <w:rPr>
+          <w:sz w:val="24"/>
+          <w:szCs w:val="24"/>
+          <w:rtl/>
+          <w:lang w:val="en-US"/>
+        </w:rPr>
+      </w:pPr>
+      <w:r>
+        <w:rPr>
+          <w:rFonts w:hint="cs"/>
+          <w:b/>
+          <w:bCs/>
+          <w:sz w:val="24"/>
+          <w:szCs w:val="24"/>
+          <w:rtl/>
+          <w:lang w:val="en-US"/>
+        </w:rPr>
+        <w:t>הת</w:t>
+      </w:r>
+      <w:r>
+        <w:rPr>
+          <w:b/>
+          <w:bCs/>
+          <w:sz w:val="24"/>
+          <w:szCs w:val="24"/>
+          <w:rtl/>
+          <w:lang w:val="en-US"/>
+        </w:rPr>
+        <w:t xml:space="preserve">אמה </w:t>
+      </w:r>
+      <w:r>
+        <w:rPr>
+          <w:rFonts w:hint="cs"/>
+          <w:b/>
+          <w:bCs/>
+          <w:sz w:val="24"/>
+          <w:szCs w:val="24"/>
+          <w:rtl/>
+          <w:lang w:val="en-US"/>
+        </w:rPr>
+        <w:t xml:space="preserve">למשימה: </w:t>
+      </w:r>
+      <w:r>
+        <w:rPr>
+          <w:sz w:val="24"/>
+          <w:szCs w:val="24"/>
+        </w:rPr>
+        <w:t xml:space="preserve"> </w:t>
+      </w:r>
+      <w:r>
+        <w:rPr>
+          <w:sz w:val="24"/>
+          <w:szCs w:val="24"/>
+          <w:lang w:val="en-US"/>
+        </w:rPr>
+        <w:t xml:space="preserve">KNN </w:t>
+      </w:r>
+      <w:r>
+        <w:rPr>
+          <w:rFonts w:hint="cs"/>
+          <w:sz w:val="24"/>
+          <w:szCs w:val="24"/>
+          <w:rtl/>
+          <w:lang w:val="en-US"/>
+        </w:rPr>
+        <w:t>הוא</w:t>
+      </w:r>
+      <w:r>
+        <w:rPr>
+          <w:sz w:val="24"/>
+          <w:szCs w:val="24"/>
+          <w:rtl/>
+          <w:lang w:val="en-US"/>
+        </w:rPr>
+        <w:t xml:space="preserve"> מועמד סביר כי </w:t>
+      </w:r>
+      <w:r>
+        <w:rPr>
+          <w:rFonts w:hint="cs"/>
+          <w:sz w:val="24"/>
+          <w:szCs w:val="24"/>
+          <w:rtl/>
+          <w:lang w:val="en-US"/>
+        </w:rPr>
+        <w:t xml:space="preserve">מצד אחד </w:t>
+      </w:r>
+      <w:r>
+        <w:rPr>
+          <w:rFonts w:hint="cs"/>
+          <w:sz w:val="24"/>
+          <w:szCs w:val="24"/>
+          <w:rtl/>
+          <w:lang w:val="en-US"/>
+        </w:rPr>
+        <w:t>שינוי קטן בתמונה כמו זווית אחרת תשנה את כיוון הוקטור מאוד והוא גם איננו יכול לקלוט קשרים מורכבים ולא לינארים. אך לאומת זאת דברים כגון גודל הוקטור יחסית נשמרים בגלל תאורת הבן אדם (בגלל דברים כמו צבע אור).</w:t>
+      </w:r>
+    </w:p>
+    <w:p>
+      <w:pPr>
+        <w:bidi/>
+        <w:ind w:left="360"/>
+        <w:rPr>
+          <w:sz w:val="24"/>
+          <w:szCs w:val="24"/>
+          <w:rtl/>
+          <w:lang w:val="en-US"/>
+        </w:rPr>
+      </w:pPr>
+    </w:p>
+    <w:p>
+      <w:pPr>
+        <w:bidi/>
+        <w:ind w:left="360"/>
+        <w:rPr>
           <w:b/>
           <w:bCs/>
           <w:sz w:val="24"/>
           <w:szCs w:val="24"/>
           <w:u w:val="single"/>
           <w:rtl/>
+        </w:rPr>
+      </w:pPr>
+      <w:r>
+        <w:rPr>
+          <w:b/>
+          <w:bCs/>
+          <w:sz w:val="24"/>
+          <w:szCs w:val="24"/>
+          <w:u w:val="single"/>
+        </w:rPr>
+        <w:t>Linear Least Squares Classifier with PCA</w:t>
+      </w:r>
+      <w:r>
+        <w:rPr>
+          <w:rFonts w:hint="cs"/>
+          <w:b/>
+          <w:bCs/>
+          <w:sz w:val="24"/>
+          <w:szCs w:val="24"/>
+          <w:u w:val="single"/>
+          <w:rtl/>
+        </w:rPr>
+        <w:t>:</w:t>
+      </w:r>
+    </w:p>
+    <w:p>
+      <w:pPr>
+        <w:bidi/>
+        <w:ind w:left="360"/>
+        <w:rPr>
+          <w:b/>
+          <w:bCs/>
+          <w:sz w:val="24"/>
+          <w:szCs w:val="24"/>
+          <w:rtl/>
+        </w:rPr>
+      </w:pPr>
+    </w:p>
+    <w:p>
+      <w:pPr>
+        <w:bidi/>
+        <w:ind w:left="360"/>
+        <w:rPr>
+          <w:sz w:val="24"/>
+          <w:szCs w:val="24"/>
+          <w:rtl/>
+        </w:rPr>
+      </w:pPr>
+      <w:r>
+        <w:rPr>
+          <w:rFonts w:hint="cs"/>
+          <w:b/>
+          <w:bCs/>
+          <w:sz w:val="24"/>
+          <w:szCs w:val="24"/>
+          <w:rtl/>
+        </w:rPr>
+        <w:t xml:space="preserve">איך המודל עובד: </w:t>
+      </w:r>
+      <w:r>
+        <w:rPr>
+          <w:sz w:val="24"/>
+          <w:szCs w:val="24"/>
+          <w:rtl/>
+          <w:lang w:val="en-US"/>
+        </w:rPr>
+        <w:t>המודל פועל בשני שלבים עיקריים. ראשית, הוא משתמש באלגוריתם</w:t>
+      </w:r>
+      <w:r>
+        <w:rPr>
+          <w:sz w:val="24"/>
+          <w:szCs w:val="24"/>
+        </w:rPr>
+        <w:t xml:space="preserve"> PCA (Principal Component Analysis) </w:t>
+      </w:r>
+      <w:r>
+        <w:rPr>
+          <w:sz w:val="24"/>
+          <w:szCs w:val="24"/>
+          <w:rtl/>
+          <w:lang w:val="en-US"/>
+        </w:rPr>
+        <w:t>כדי לבצע הפחתת מימדים לתמונות. במקום לעבוד עם אלפי פיקסלים גולמיים לכל תמונה, המודל מוצא את "הפנים העצמיות</w:t>
+      </w:r>
+      <w:r>
+        <w:rPr>
+          <w:sz w:val="24"/>
+          <w:szCs w:val="24"/>
+        </w:rPr>
+        <w:t xml:space="preserve">" (Eigenfaces) – </w:t>
+      </w:r>
+      <w:r>
+        <w:rPr>
+          <w:sz w:val="24"/>
+          <w:szCs w:val="24"/>
+          <w:rtl/>
+          <w:lang w:val="en-US"/>
+        </w:rPr>
+        <w:t>הרכיבים שמסבירים את השונות הגדולה ביותר בין התמונות – ומטיל כל תמונה למרחב חדש ומצומצם יותר</w:t>
+      </w:r>
+      <w:r>
+        <w:rPr>
+          <w:sz w:val="24"/>
+          <w:szCs w:val="24"/>
+        </w:rPr>
+        <w:t xml:space="preserve">. </w:t>
+      </w:r>
+      <w:r>
+        <w:rPr>
+          <w:sz w:val="24"/>
+          <w:szCs w:val="24"/>
+          <w:rtl/>
+          <w:lang w:val="en-US"/>
+        </w:rPr>
+        <w:t>בשלב השני, על גבי המרחב המצומצם, פועל מסווג ליניארי רב-מחלקתי</w:t>
+      </w:r>
+      <w:r>
+        <w:rPr>
+          <w:sz w:val="24"/>
+          <w:szCs w:val="24"/>
+        </w:rPr>
+        <w:t xml:space="preserve"> (Multiclass). </w:t>
+      </w:r>
+      <w:r>
+        <w:rPr>
+          <w:sz w:val="24"/>
+          <w:szCs w:val="24"/>
+          <w:rtl/>
+          <w:lang w:val="en-US"/>
+        </w:rPr>
+        <w:t>המסווג משתמש בשיטת הריבועים הפחותים</w:t>
+      </w:r>
+      <w:r>
+        <w:rPr>
+          <w:sz w:val="24"/>
+          <w:szCs w:val="24"/>
+        </w:rPr>
+        <w:t xml:space="preserve"> (Least Squares) </w:t>
+      </w:r>
+      <w:r>
+        <w:rPr>
+          <w:sz w:val="24"/>
+          <w:szCs w:val="24"/>
+          <w:rtl/>
+          <w:lang w:val="en-US"/>
+        </w:rPr>
+        <w:t xml:space="preserve">כדי למצוא מטריצת משקולות </w:t>
+      </w:r>
+      <w:r>
+        <w:rPr>
+          <w:sz w:val="24"/>
+          <w:szCs w:val="24"/>
+          <w:lang w:val="en-US"/>
+        </w:rPr>
+        <w:t>W</w:t>
+      </w:r>
+      <w:r>
+        <w:rPr>
+          <w:sz w:val="24"/>
+          <w:szCs w:val="24"/>
+        </w:rPr>
+        <w:t xml:space="preserve"> </w:t>
+      </w:r>
+      <w:r>
+        <w:rPr>
+          <w:sz w:val="24"/>
+          <w:szCs w:val="24"/>
+          <w:rtl/>
+          <w:lang w:val="en-US"/>
+        </w:rPr>
+        <w:t>שממזערת את השגיאה הריבועית מול וקטורי התוויות</w:t>
+      </w:r>
+      <w:r>
+        <w:rPr>
+          <w:rFonts w:hint="cs"/>
+          <w:sz w:val="24"/>
+          <w:szCs w:val="24"/>
+          <w:rtl/>
+        </w:rPr>
+        <w:t>,</w:t>
+      </w:r>
+      <w:r>
+        <w:rPr>
+          <w:sz w:val="24"/>
+          <w:szCs w:val="24"/>
+          <w:lang w:val="en-US"/>
+        </w:rPr>
+        <w:t xml:space="preserve"> </w:t>
+      </w:r>
+      <w:r>
+        <w:rPr>
+          <w:sz w:val="24"/>
+          <w:szCs w:val="24"/>
+          <w:rtl/>
+          <w:lang w:val="en-US"/>
+        </w:rPr>
+        <w:t>המיוצגים כ</w:t>
+      </w:r>
+      <w:r>
+        <w:rPr>
+          <w:sz w:val="24"/>
+          <w:szCs w:val="24"/>
+        </w:rPr>
+        <w:t xml:space="preserve">One-Hot Encoding </w:t>
+      </w:r>
+      <w:r>
+        <w:rPr>
+          <w:rFonts w:hint="cs"/>
+          <w:sz w:val="24"/>
+          <w:szCs w:val="24"/>
+          <w:rtl/>
+        </w:rPr>
+        <w:t>. עבור</w:t>
+      </w:r>
+      <w:r>
+        <w:rPr>
+          <w:sz w:val="24"/>
+          <w:szCs w:val="24"/>
+          <w:rtl/>
+          <w:lang w:val="en-US"/>
+        </w:rPr>
+        <w:t xml:space="preserve"> תמונה חדשה, המודל מבצע לה תחילה השלכה</w:t>
+      </w:r>
+      <w:r>
+        <w:rPr>
+          <w:sz w:val="24"/>
+          <w:szCs w:val="24"/>
+        </w:rPr>
+        <w:t xml:space="preserve"> (Projection) </w:t>
+      </w:r>
+      <w:r>
+        <w:rPr>
+          <w:sz w:val="24"/>
+          <w:szCs w:val="24"/>
+          <w:rtl/>
+          <w:lang w:val="en-US"/>
+        </w:rPr>
+        <w:t>מכפיל במשקולות, ובוחר את המחלקה עם הציון</w:t>
+      </w:r>
+      <w:r>
+        <w:rPr>
+          <w:sz w:val="24"/>
+          <w:szCs w:val="24"/>
+        </w:rPr>
+        <w:t xml:space="preserve"> (Score) </w:t>
+      </w:r>
+      <w:r>
+        <w:rPr>
+          <w:sz w:val="24"/>
+          <w:szCs w:val="24"/>
+          <w:rtl/>
+          <w:lang w:val="en-US"/>
+        </w:rPr>
+        <w:t>הגבוה ביותר</w:t>
+      </w:r>
+      <w:r>
+        <w:rPr>
+          <w:sz w:val="24"/>
+          <w:szCs w:val="24"/>
+        </w:rPr>
+        <w:t>.</w:t>
+      </w:r>
+    </w:p>
+    <w:p>
+      <w:pPr>
+        <w:bidi/>
+        <w:ind w:left="360"/>
+        <w:rPr>
+          <w:sz w:val="24"/>
+          <w:szCs w:val="24"/>
+          <w:rtl/>
+          <w:lang w:val="en-US"/>
+        </w:rPr>
+      </w:pPr>
+      <w:r>
+        <w:rPr>
+          <w:rFonts w:hint="cs"/>
+          <w:b/>
+          <w:bCs/>
+          <w:sz w:val="24"/>
+          <w:szCs w:val="24"/>
+          <w:rtl/>
+        </w:rPr>
+        <w:lastRenderedPageBreak/>
+        <w:t>היפר פרמטרים:</w:t>
+      </w:r>
+      <w:r>
+        <w:rPr>
+          <w:rFonts w:hint="cs"/>
+          <w:sz w:val="24"/>
+          <w:szCs w:val="24"/>
+          <w:rtl/>
+          <w:lang w:val="en-US"/>
+        </w:rPr>
+        <w:t xml:space="preserve"> במקרה הזה הפרמטר הוא מספר המיימדים שעליו אנחנו מצמצמים את הבעיה מה שמפשט אותה.</w:t>
+      </w:r>
+    </w:p>
+    <w:p>
+      <w:pPr>
+        <w:bidi/>
+        <w:ind w:left="360"/>
+        <w:rPr>
+          <w:sz w:val="24"/>
+          <w:szCs w:val="24"/>
+          <w:rtl/>
+          <w:lang w:val="en-US"/>
+        </w:rPr>
+      </w:pPr>
+    </w:p>
+    <w:p>
+      <w:pPr>
+        <w:bidi/>
+        <w:ind w:left="360"/>
+        <w:rPr>
+          <w:sz w:val="24"/>
+          <w:szCs w:val="24"/>
+          <w:rtl/>
+          <w:lang w:val="en-US"/>
+        </w:rPr>
+      </w:pPr>
+      <w:r>
+        <w:rPr>
+          <w:rFonts w:hint="cs"/>
+          <w:b/>
+          <w:bCs/>
+          <w:sz w:val="24"/>
+          <w:szCs w:val="24"/>
+          <w:rtl/>
+          <w:lang w:val="en-US"/>
+        </w:rPr>
+        <w:t>רגולריזציה ובקרת מורכבות</w:t>
+      </w:r>
+      <w:r>
+        <w:rPr>
+          <w:rFonts w:hint="cs"/>
+          <w:sz w:val="24"/>
+          <w:szCs w:val="24"/>
+          <w:rtl/>
+          <w:lang w:val="en-US"/>
+        </w:rPr>
+        <w:t xml:space="preserve">: השליטה במורכבות מגיע דרך הערך </w:t>
+      </w:r>
+      <w:r>
+        <w:rPr>
+          <w:sz w:val="24"/>
+          <w:szCs w:val="24"/>
+          <w:lang w:val="en-US"/>
+        </w:rPr>
+        <w:t>N</w:t>
+      </w:r>
+      <w:r>
+        <w:rPr>
+          <w:rFonts w:hint="cs"/>
+          <w:sz w:val="24"/>
+          <w:szCs w:val="24"/>
+          <w:rtl/>
+          <w:lang w:val="en-US"/>
+        </w:rPr>
+        <w:t>, מספר המיימדים שמצמים את הבעיה עליהם.</w:t>
+      </w:r>
+    </w:p>
+    <w:p>
+      <w:pPr>
+        <w:pStyle w:val="ListParagraph"/>
+        <w:numPr>
+          <w:ilvl w:val="0"/>
+          <w:numId w:val="2"/>
+        </w:numPr>
+        <w:bidi/>
+        <w:ind w:left="1080"/>
+        <w:rPr>
+          <w:sz w:val="24"/>
+          <w:szCs w:val="24"/>
+          <w:lang w:val="en-US"/>
+        </w:rPr>
+      </w:pPr>
+      <w:r>
+        <w:rPr>
+          <w:rFonts w:hint="cs"/>
+          <w:sz w:val="24"/>
+          <w:szCs w:val="24"/>
+          <w:rtl/>
+          <w:lang w:val="en-US"/>
+        </w:rPr>
+        <w:t xml:space="preserve">עבור ערך </w:t>
+      </w:r>
+      <w:r>
+        <w:rPr>
+          <w:sz w:val="24"/>
+          <w:szCs w:val="24"/>
+          <w:lang w:val="en-US"/>
+        </w:rPr>
+        <w:t>N</w:t>
+      </w:r>
+      <w:r>
+        <w:rPr>
+          <w:rFonts w:hint="cs"/>
+          <w:sz w:val="24"/>
+          <w:szCs w:val="24"/>
+          <w:rtl/>
+          <w:lang w:val="en-US"/>
+        </w:rPr>
+        <w:t xml:space="preserve"> </w:t>
+      </w:r>
+      <w:r>
+        <w:rPr>
+          <w:rFonts w:hint="cs"/>
+          <w:sz w:val="24"/>
+          <w:szCs w:val="24"/>
+          <w:rtl/>
+          <w:lang w:val="en-US"/>
+        </w:rPr>
+        <w:t>גדול</w:t>
+      </w:r>
+      <w:r>
+        <w:rPr>
+          <w:rFonts w:hint="cs"/>
+          <w:sz w:val="24"/>
+          <w:szCs w:val="24"/>
+          <w:rtl/>
+          <w:lang w:val="en-US"/>
+        </w:rPr>
+        <w:t xml:space="preserve"> המודל רגיש מאוד ובעל ווריאנס גבוהה ובייס נמוך.</w:t>
+      </w:r>
+    </w:p>
+    <w:p>
+      <w:pPr>
+        <w:pStyle w:val="ListParagraph"/>
+        <w:numPr>
+          <w:ilvl w:val="0"/>
+          <w:numId w:val="2"/>
+        </w:numPr>
+        <w:bidi/>
+        <w:ind w:left="1080"/>
+        <w:rPr>
+          <w:sz w:val="24"/>
+          <w:szCs w:val="24"/>
+          <w:lang w:val="en-US"/>
+        </w:rPr>
+      </w:pPr>
+      <w:r>
+        <w:rPr>
+          <w:rFonts w:hint="cs"/>
+          <w:sz w:val="24"/>
+          <w:szCs w:val="24"/>
+          <w:rtl/>
+          <w:lang w:val="en-US"/>
+        </w:rPr>
+        <w:t xml:space="preserve">עבור </w:t>
+      </w:r>
+      <w:r>
+        <w:rPr>
+          <w:sz w:val="24"/>
+          <w:szCs w:val="24"/>
+          <w:lang w:val="en-US"/>
+        </w:rPr>
+        <w:t>N</w:t>
+      </w:r>
+      <w:r>
+        <w:rPr>
+          <w:rFonts w:hint="cs"/>
+          <w:sz w:val="24"/>
+          <w:szCs w:val="24"/>
+          <w:rtl/>
+          <w:lang w:val="en-US"/>
+        </w:rPr>
+        <w:t xml:space="preserve"> </w:t>
+      </w:r>
+      <w:r>
+        <w:rPr>
+          <w:rFonts w:hint="cs"/>
+          <w:sz w:val="24"/>
+          <w:szCs w:val="24"/>
+          <w:rtl/>
+          <w:lang w:val="en-US"/>
+        </w:rPr>
+        <w:t>קטן</w:t>
+      </w:r>
+      <w:r>
+        <w:rPr>
+          <w:rFonts w:hint="cs"/>
+          <w:sz w:val="24"/>
+          <w:szCs w:val="24"/>
+          <w:rtl/>
+          <w:lang w:val="en-US"/>
+        </w:rPr>
+        <w:t xml:space="preserve"> נקבל ווריאנס נמוך עקב השונות הסטטיסטית הנמוכה ובייס גבוהה.</w:t>
+      </w:r>
+    </w:p>
+    <w:p>
+      <w:pPr>
+        <w:bidi/>
+        <w:rPr>
+          <w:sz w:val="24"/>
+          <w:szCs w:val="24"/>
+          <w:rtl/>
+          <w:lang w:val="en-US"/>
+        </w:rPr>
+      </w:pPr>
+    </w:p>
+    <w:p>
+      <w:pPr>
+        <w:bidi/>
+        <w:ind w:left="360"/>
+        <w:rPr>
+          <w:sz w:val="24"/>
+          <w:szCs w:val="24"/>
+          <w:rtl/>
+          <w:lang w:val="en-US"/>
+        </w:rPr>
+      </w:pPr>
+    </w:p>
+    <w:p>
+      <w:pPr>
+        <w:bidi/>
+        <w:rPr>
+          <w:sz w:val="24"/>
+          <w:szCs w:val="24"/>
+          <w:rtl/>
+          <w:lang w:val="en-US"/>
+        </w:rPr>
+      </w:pPr>
+      <w:r>
+        <w:rPr>
+          <w:rFonts w:hint="cs"/>
+          <w:b/>
+          <w:bCs/>
+          <w:sz w:val="24"/>
+          <w:szCs w:val="24"/>
+          <w:rtl/>
+          <w:lang w:val="en-US"/>
+        </w:rPr>
+        <w:t>הת</w:t>
+      </w:r>
+      <w:r>
+        <w:rPr>
+          <w:b/>
+          <w:bCs/>
+          <w:sz w:val="24"/>
+          <w:szCs w:val="24"/>
+          <w:rtl/>
+          <w:lang w:val="en-US"/>
+        </w:rPr>
+        <w:t xml:space="preserve">אמה </w:t>
+      </w:r>
+      <w:r>
+        <w:rPr>
+          <w:rFonts w:hint="cs"/>
+          <w:b/>
+          <w:bCs/>
+          <w:sz w:val="24"/>
+          <w:szCs w:val="24"/>
+          <w:rtl/>
+          <w:lang w:val="en-US"/>
+        </w:rPr>
+        <w:t xml:space="preserve">למשימה: </w:t>
+      </w:r>
+      <w:r>
+        <w:rPr>
+          <w:sz w:val="24"/>
+          <w:szCs w:val="24"/>
+        </w:rPr>
+        <w:t xml:space="preserve"> </w:t>
+      </w:r>
+      <w:r>
+        <w:rPr>
+          <w:rFonts w:hint="cs"/>
+          <w:sz w:val="24"/>
+          <w:szCs w:val="24"/>
+          <w:rtl/>
+          <w:lang w:val="en-US"/>
+        </w:rPr>
+        <w:t>המודל</w:t>
+      </w:r>
+      <w:r>
+        <w:rPr>
+          <w:sz w:val="24"/>
+          <w:szCs w:val="24"/>
+          <w:lang w:val="en-US"/>
+        </w:rPr>
+        <w:t xml:space="preserve"> </w:t>
+      </w:r>
+      <w:r>
+        <w:rPr>
+          <w:rFonts w:hint="cs"/>
+          <w:sz w:val="24"/>
+          <w:szCs w:val="24"/>
+          <w:rtl/>
+          <w:lang w:val="en-US"/>
+        </w:rPr>
+        <w:t>הוא</w:t>
+      </w:r>
+      <w:r>
+        <w:rPr>
+          <w:sz w:val="24"/>
+          <w:szCs w:val="24"/>
+          <w:rtl/>
+          <w:lang w:val="en-US"/>
+        </w:rPr>
+        <w:t xml:space="preserve"> מועמד סביר כי </w:t>
+      </w:r>
+      <w:r>
+        <w:rPr>
+          <w:sz w:val="24"/>
+          <w:szCs w:val="24"/>
+          <w:rtl/>
+          <w:lang w:val="en-US"/>
+        </w:rPr>
+        <w:t>תמונות פנים הן בעלות מימד גולמי גבוה (אלפי פיקסלים), אך בפועל כל הפרצופים חולקים מבנה בסיסי משותף (עיניים, אף, פה במיקומים דומים). לכן, המידע האמיתי נמצא במרחב בעל ממד נמוך בהרבה. ייצוג הנתונים באמצעות</w:t>
+      </w:r>
+      <w:r>
+        <w:rPr>
+          <w:sz w:val="24"/>
+          <w:szCs w:val="24"/>
+        </w:rPr>
+        <w:t xml:space="preserve"> PCA </w:t>
+      </w:r>
+      <w:r>
+        <w:rPr>
+          <w:sz w:val="24"/>
+          <w:szCs w:val="24"/>
+          <w:rtl/>
+          <w:lang w:val="en-US"/>
+        </w:rPr>
+        <w:t xml:space="preserve">מאפשר "לזקק" את המבנה הזה, מוריד משמעותית רעשי תאורה והזזות שמפריעים למודלים מבוססי </w:t>
+      </w:r>
+      <w:r>
+        <w:rPr>
+          <w:rFonts w:hint="cs"/>
+          <w:sz w:val="24"/>
+          <w:szCs w:val="24"/>
+          <w:rtl/>
+          <w:lang w:val="en-US"/>
+        </w:rPr>
+        <w:t xml:space="preserve">פיקסלים </w:t>
+      </w:r>
+      <w:r>
+        <w:rPr>
+          <w:sz w:val="24"/>
+          <w:szCs w:val="24"/>
+          <w:rtl/>
+          <w:lang w:val="en-US"/>
+        </w:rPr>
+        <w:t>כמו</w:t>
+      </w:r>
+      <w:r>
+        <w:rPr>
+          <w:sz w:val="24"/>
+          <w:szCs w:val="24"/>
+        </w:rPr>
+        <w:t xml:space="preserve"> KNN, </w:t>
+      </w:r>
+      <w:r>
+        <w:rPr>
+          <w:sz w:val="24"/>
+          <w:szCs w:val="24"/>
+          <w:rtl/>
+          <w:lang w:val="en-US"/>
+        </w:rPr>
+        <w:t>ומאפשר למסווג הליניארי לעבוד על מאפיינים אורתוגונליים נקיים ומשמעותיים הרבה יותר</w:t>
+      </w:r>
+      <w:r>
+        <w:rPr>
+          <w:sz w:val="24"/>
+          <w:szCs w:val="24"/>
+        </w:rPr>
+        <w:t>.</w:t>
+      </w:r>
+    </w:p>
+    <w:p>
+      <w:pPr>
+        <w:bidi/>
+        <w:rPr>
+          <w:sz w:val="24"/>
+          <w:szCs w:val="24"/>
+          <w:rtl/>
+          <w:lang w:val="en-US"/>
+        </w:rPr>
+      </w:pPr>
+    </w:p>
+    <w:p>
+      <w:pPr>
+        <w:bidi/>
+        <w:rPr>
+          <w:b/>
+          <w:bCs/>
+          <w:sz w:val="36"/>
+          <w:szCs w:val="36"/>
+          <w:u w:val="single"/>
+          <w:rtl/>
+        </w:rPr>
+      </w:pPr>
+      <w:r>
+        <w:rPr>
+          <w:rFonts w:hint="cs"/>
+          <w:b/>
+          <w:bCs/>
+          <w:sz w:val="36"/>
+          <w:szCs w:val="36"/>
+          <w:u w:val="single"/>
+          <w:rtl/>
+          <w:lang w:val="en-US"/>
+        </w:rPr>
+        <w:t xml:space="preserve">חלק 3 </w:t>
+      </w:r>
+      <w:r>
+        <w:rPr>
+          <w:b/>
+          <w:bCs/>
+          <w:sz w:val="36"/>
+          <w:szCs w:val="36"/>
+          <w:u w:val="single"/>
+        </w:rPr>
+        <w:t>Regularization and Model Complexity</w:t>
+      </w:r>
+      <w:r>
+        <w:rPr>
+          <w:rFonts w:hint="cs"/>
+          <w:b/>
+          <w:bCs/>
+          <w:sz w:val="36"/>
+          <w:szCs w:val="36"/>
+          <w:u w:val="single"/>
+          <w:rtl/>
+        </w:rPr>
+        <w:t>:</w:t>
+      </w:r>
+    </w:p>
+    <w:p>
+      <w:pPr>
+        <w:bidi/>
+        <w:rPr>
+          <w:sz w:val="24"/>
+          <w:szCs w:val="24"/>
+          <w:rtl/>
+          <w:lang w:val="en-US"/>
+        </w:rPr>
+      </w:pPr>
+      <w:r>
+        <w:rPr>
+          <w:sz w:val="24"/>
+          <w:szCs w:val="24"/>
+          <w:rtl/>
+          <w:lang w:val="en-US"/>
+        </w:rPr>
+        <w:t>בחלק זה ננתח את בקרת המורכבות עבור כל אחד משלושת המודלים, נסביר את המנגנונים התיאורטיים, וננמק מדוע נבחרה שיטת רגולריזציה ספציפית לכל מודל.</w:t>
+      </w:r>
+    </w:p>
+    <w:p>
+      <w:pPr>
+        <w:bidi/>
+        <w:rPr>
+          <w:b/>
+          <w:bCs/>
+          <w:sz w:val="24"/>
+          <w:szCs w:val="24"/>
+          <w:rtl/>
+          <w:lang w:val="en-US"/>
+        </w:rPr>
+      </w:pPr>
+      <w:r>
+        <w:rPr>
+          <w:b/>
+          <w:bCs/>
+          <w:sz w:val="24"/>
+          <w:szCs w:val="24"/>
+          <w:rtl/>
+          <w:lang w:val="en-US"/>
+        </w:rPr>
+        <w:t xml:space="preserve">1. </w:t>
+      </w:r>
+      <w:r>
+        <w:rPr>
+          <w:b/>
+          <w:bCs/>
+          <w:sz w:val="24"/>
+          <w:szCs w:val="24"/>
+        </w:rPr>
+        <w:t xml:space="preserve">K-Nearest </w:t>
+      </w:r>
+      <w:proofErr w:type="spellStart"/>
+      <w:r>
+        <w:rPr>
+          <w:b/>
+          <w:bCs/>
+          <w:sz w:val="24"/>
+          <w:szCs w:val="24"/>
+        </w:rPr>
+        <w:t>Neighbors</w:t>
+      </w:r>
+      <w:proofErr w:type="spellEnd"/>
+      <w:r>
+        <w:rPr>
+          <w:b/>
+          <w:bCs/>
+          <w:sz w:val="24"/>
+          <w:szCs w:val="24"/>
+        </w:rPr>
+        <w:t xml:space="preserve"> (KNN)</w:t>
+      </w:r>
+    </w:p>
+    <w:p>
+      <w:pPr>
+        <w:numPr>
+          <w:ilvl w:val="0"/>
+          <w:numId w:val="7"/>
+        </w:numPr>
+        <w:bidi/>
+        <w:rPr>
+          <w:sz w:val="24"/>
+          <w:szCs w:val="24"/>
+          <w:rtl/>
+          <w:lang w:val="en-US"/>
+        </w:rPr>
+      </w:pPr>
+      <w:r>
+        <w:rPr>
+          <w:b/>
+          <w:bCs/>
+          <w:sz w:val="24"/>
+          <w:szCs w:val="24"/>
+        </w:rPr>
+        <w:t>What makes the model constrained or expressive</w:t>
+      </w:r>
+      <w:r>
+        <w:rPr>
+          <w:b/>
+          <w:bCs/>
+          <w:sz w:val="24"/>
+          <w:szCs w:val="24"/>
+          <w:rtl/>
+          <w:lang w:val="en-US"/>
+        </w:rPr>
+        <w:t>?</w:t>
+      </w:r>
+    </w:p>
+    <w:p>
+      <w:pPr>
+        <w:bidi/>
+        <w:rPr>
+          <w:sz w:val="24"/>
+          <w:szCs w:val="24"/>
+          <w:rtl/>
+          <w:lang w:val="en-US"/>
+        </w:rPr>
+      </w:pPr>
+      <w:r>
+        <w:rPr>
+          <w:sz w:val="24"/>
+          <w:szCs w:val="24"/>
+          <w:rtl/>
+          <w:lang w:val="en-US"/>
+        </w:rPr>
+        <w:t xml:space="preserve">המורכבות של </w:t>
+      </w:r>
+      <w:r>
+        <w:rPr>
+          <w:sz w:val="24"/>
+          <w:szCs w:val="24"/>
+        </w:rPr>
+        <w:t>KNN</w:t>
+      </w:r>
+      <w:r>
+        <w:rPr>
+          <w:sz w:val="24"/>
+          <w:szCs w:val="24"/>
+          <w:rtl/>
+          <w:lang w:val="en-US"/>
+        </w:rPr>
+        <w:t xml:space="preserve"> אינה נובעת ממשקולות אלגבריות, אלא מהצורה הגיאומטרית של גבולות ההחלטה (</w:t>
+      </w:r>
+      <w:r>
+        <w:rPr>
+          <w:sz w:val="24"/>
+          <w:szCs w:val="24"/>
+        </w:rPr>
+        <w:t>Decision Boundaries</w:t>
+      </w:r>
+      <w:r>
+        <w:rPr>
+          <w:sz w:val="24"/>
+          <w:szCs w:val="24"/>
+          <w:rtl/>
+          <w:lang w:val="en-US"/>
+        </w:rPr>
+        <w:t>) שלו. המודל הופך ל</w:t>
+      </w:r>
+      <w:r>
+        <w:rPr>
+          <w:b/>
+          <w:bCs/>
+          <w:sz w:val="24"/>
+          <w:szCs w:val="24"/>
+          <w:rtl/>
+          <w:lang w:val="en-US"/>
+        </w:rPr>
+        <w:t>אקספרסיבי וגמיש</w:t>
+      </w:r>
+      <w:r>
+        <w:rPr>
+          <w:sz w:val="24"/>
+          <w:szCs w:val="24"/>
+          <w:rtl/>
+          <w:lang w:val="en-US"/>
+        </w:rPr>
+        <w:t xml:space="preserve"> כאשר הוא מתאים את הגבולות לכל חריגה מקומית, והופך ל</w:t>
+      </w:r>
+      <w:r>
+        <w:rPr>
+          <w:b/>
+          <w:bCs/>
+          <w:sz w:val="24"/>
+          <w:szCs w:val="24"/>
+          <w:rtl/>
+          <w:lang w:val="en-US"/>
+        </w:rPr>
+        <w:t>מרוסן (</w:t>
+      </w:r>
+      <w:r>
+        <w:rPr>
+          <w:b/>
+          <w:bCs/>
+          <w:sz w:val="24"/>
+          <w:szCs w:val="24"/>
+        </w:rPr>
+        <w:t>Constrained</w:t>
+      </w:r>
+      <w:r>
+        <w:rPr>
+          <w:b/>
+          <w:bCs/>
+          <w:sz w:val="24"/>
+          <w:szCs w:val="24"/>
+          <w:rtl/>
           <w:lang w:val="en-US"/>
         </w:rPr>
         <w:t>)</w:t>
       </w:r>
       <w:r>
         <w:rPr>
-          <w:rFonts w:ascii="Arial" w:hAnsi="Arial" w:cs="Arial"/>
-          <w:color w:val="1F1F1F"/>
-          <w:sz w:val="42"/>
-          <w:szCs w:val="42"/>
-          <w:shd w:val="clear" w:color="auto" w:fill="FFFFFF"/>
+          <w:sz w:val="24"/>
+          <w:szCs w:val="24"/>
+          <w:rtl/>
+          <w:lang w:val="en-US"/>
+        </w:rPr>
+        <w:t xml:space="preserve"> כאשר הגבולות מוחלקים.</w:t>
+      </w:r>
+    </w:p>
+    <w:p>
+      <w:pPr>
+        <w:numPr>
+          <w:ilvl w:val="0"/>
+          <w:numId w:val="7"/>
+        </w:numPr>
+        <w:bidi/>
+        <w:rPr>
+          <w:sz w:val="24"/>
+          <w:szCs w:val="24"/>
+          <w:rtl/>
+          <w:lang w:val="en-US"/>
+        </w:rPr>
+      </w:pPr>
+      <w:r>
+        <w:rPr>
+          <w:b/>
+          <w:bCs/>
+          <w:sz w:val="24"/>
+          <w:szCs w:val="24"/>
+        </w:rPr>
+        <w:t>The hyperparameter and its effect (Underfitting vs. Overfitting)</w:t>
+      </w:r>
+      <w:r>
+        <w:rPr>
+          <w:b/>
+          <w:bCs/>
+          <w:sz w:val="24"/>
+          <w:szCs w:val="24"/>
+          <w:rtl/>
+          <w:lang w:val="en-US"/>
+        </w:rPr>
+        <w:t>:</w:t>
+      </w:r>
+    </w:p>
+    <w:p>
+      <w:pPr>
+        <w:bidi/>
+        <w:rPr>
+          <w:sz w:val="24"/>
+          <w:szCs w:val="24"/>
+          <w:rtl/>
+          <w:lang w:val="en-US"/>
+        </w:rPr>
+      </w:pPr>
+      <w:r>
+        <w:rPr>
+          <w:sz w:val="24"/>
+          <w:szCs w:val="24"/>
+          <w:rtl/>
+          <w:lang w:val="en-US"/>
+        </w:rPr>
+        <w:t xml:space="preserve">ההיפר-פרמטר השולט הוא </w:t>
+      </w:r>
+      <w:r>
+        <w:rPr>
+          <w:b/>
+          <w:bCs/>
+          <w:sz w:val="24"/>
+          <w:szCs w:val="24"/>
+          <w:lang w:val="en-US"/>
+        </w:rPr>
+        <w:t>K</w:t>
+      </w:r>
+      <w:r>
+        <w:rPr>
+          <w:b/>
+          <w:bCs/>
+          <w:sz w:val="24"/>
+          <w:szCs w:val="24"/>
+          <w:rtl/>
+          <w:lang w:val="en-US"/>
+        </w:rPr>
+        <w:t xml:space="preserve"> (מספר השכנים)</w:t>
+      </w:r>
+      <w:r>
+        <w:rPr>
+          <w:sz w:val="24"/>
+          <w:szCs w:val="24"/>
+          <w:rtl/>
+          <w:lang w:val="en-US"/>
+        </w:rPr>
+        <w:t>.</w:t>
+      </w:r>
+    </w:p>
+    <w:p>
+      <w:pPr>
+        <w:numPr>
+          <w:ilvl w:val="1"/>
+          <w:numId w:val="7"/>
+        </w:numPr>
+        <w:bidi/>
+        <w:rPr>
+          <w:sz w:val="24"/>
+          <w:szCs w:val="24"/>
+          <w:rtl/>
+          <w:lang w:val="en-US"/>
+        </w:rPr>
+      </w:pPr>
+      <w:r>
+        <w:rPr>
+          <w:b/>
+          <w:bCs/>
+          <w:sz w:val="24"/>
+          <w:szCs w:val="24"/>
+          <w:rtl/>
+          <w:lang w:val="en-US"/>
+        </w:rPr>
+        <w:t>חלש מדי (</w:t>
+      </w:r>
+      <w:r>
+        <w:rPr>
+          <w:b/>
+          <w:bCs/>
+          <w:sz w:val="24"/>
+          <w:szCs w:val="24"/>
+        </w:rPr>
+        <w:t>Weak Control</w:t>
+      </w:r>
+      <w:r>
+        <w:rPr>
+          <w:b/>
+          <w:bCs/>
+          <w:sz w:val="24"/>
+          <w:szCs w:val="24"/>
+          <w:rtl/>
+          <w:lang w:val="en-US"/>
         </w:rPr>
         <w:t xml:space="preserve"> </w:t>
       </w:r>
@@ -253,21 +1865,1951 @@
           <w:bCs/>
           <w:sz w:val="24"/>
           <w:szCs w:val="24"/>
+          <w:lang w:val="en-US"/>
+        </w:rPr>
+        <w:t xml:space="preserve">K </w:t>
+      </w:r>
+      <w:r>
+        <w:rPr>
+          <w:rFonts w:hint="cs"/>
+          <w:b/>
+          <w:bCs/>
+          <w:sz w:val="24"/>
+          <w:szCs w:val="24"/>
+          <w:rtl/>
+          <w:lang w:val="en-US"/>
+        </w:rPr>
+        <w:t xml:space="preserve"> קטן</w:t>
+      </w:r>
+      <w:r>
+        <w:rPr>
+          <w:b/>
+          <w:bCs/>
+          <w:sz w:val="24"/>
+          <w:szCs w:val="24"/>
+          <w:rtl/>
+          <w:lang w:val="en-US"/>
+        </w:rPr>
+        <w:t>):</w:t>
+      </w:r>
+      <w:r>
+        <w:rPr>
+          <w:sz w:val="24"/>
+          <w:szCs w:val="24"/>
+          <w:rtl/>
+          <w:lang w:val="en-US"/>
+        </w:rPr>
+        <w:t xml:space="preserve"> המודל גמיש ברמה קיצונית ומסתמך על שכן בודד. במצב זה הוא "משנן" את הנתונים, כולל חריגים (</w:t>
+      </w:r>
+      <w:r>
+        <w:rPr>
+          <w:sz w:val="24"/>
+          <w:szCs w:val="24"/>
+        </w:rPr>
+        <w:t>Outliers</w:t>
+      </w:r>
+      <w:r>
+        <w:rPr>
+          <w:sz w:val="24"/>
+          <w:szCs w:val="24"/>
+          <w:rtl/>
+          <w:lang w:val="en-US"/>
+        </w:rPr>
+        <w:t xml:space="preserve">) ורעש מקומי בתמונות (כמו תאורה נקודתית שגויה). התוצאה היא </w:t>
+      </w:r>
+      <w:r>
+        <w:rPr>
+          <w:b/>
+          <w:bCs/>
+          <w:sz w:val="24"/>
+          <w:szCs w:val="24"/>
+        </w:rPr>
+        <w:t>Overfitting</w:t>
+      </w:r>
+      <w:r>
+        <w:rPr>
+          <w:sz w:val="24"/>
+          <w:szCs w:val="24"/>
+          <w:rtl/>
+          <w:lang w:val="en-US"/>
+        </w:rPr>
+        <w:t>.</w:t>
+      </w:r>
+    </w:p>
+    <w:p>
+      <w:pPr>
+        <w:numPr>
+          <w:ilvl w:val="1"/>
+          <w:numId w:val="7"/>
+        </w:numPr>
+        <w:bidi/>
+        <w:rPr>
+          <w:sz w:val="24"/>
+          <w:szCs w:val="24"/>
+          <w:rtl/>
+          <w:lang w:val="en-US"/>
+        </w:rPr>
+      </w:pPr>
+      <w:r>
+        <w:rPr>
+          <w:b/>
+          <w:bCs/>
+          <w:sz w:val="24"/>
+          <w:szCs w:val="24"/>
+          <w:rtl/>
+          <w:lang w:val="en-US"/>
+        </w:rPr>
+        <w:t>חזק מדי (</w:t>
+      </w:r>
+      <w:r>
+        <w:rPr>
+          <w:b/>
+          <w:bCs/>
+          <w:sz w:val="24"/>
+          <w:szCs w:val="24"/>
+        </w:rPr>
+        <w:t>Strong Control</w:t>
+      </w:r>
+      <w:r>
+        <w:rPr>
+          <w:b/>
+          <w:bCs/>
+          <w:sz w:val="24"/>
+          <w:szCs w:val="24"/>
+          <w:rtl/>
+          <w:lang w:val="en-US"/>
+        </w:rPr>
+        <w:t xml:space="preserve"> / </w:t>
+      </w:r>
+      <w:r>
+        <w:rPr>
+          <w:b/>
+          <w:bCs/>
+          <w:sz w:val="24"/>
+          <w:szCs w:val="24"/>
+          <w:lang w:val="en-US"/>
+        </w:rPr>
+        <w:t>K</w:t>
+      </w:r>
+      <w:r>
+        <w:rPr>
+          <w:b/>
+          <w:bCs/>
+          <w:sz w:val="24"/>
+          <w:szCs w:val="24"/>
+          <w:rtl/>
+          <w:lang w:val="en-US"/>
+        </w:rPr>
+        <w:t xml:space="preserve"> גדול מאוד):</w:t>
+      </w:r>
+      <w:r>
+        <w:rPr>
+          <w:sz w:val="24"/>
+          <w:szCs w:val="24"/>
+          <w:rtl/>
+          <w:lang w:val="en-US"/>
+        </w:rPr>
+        <w:t xml:space="preserve"> המודל הופך לנוקשה ופשוט מדי. הוא מבצע ממוצע רחב שמתעלם מהתווים העדינים המבדילים בין האנשים (מקצה את התמונה למחלקה השכיחה ביותר). התוצאה היא </w:t>
+      </w:r>
+      <w:r>
+        <w:rPr>
+          <w:b/>
+          <w:bCs/>
+          <w:sz w:val="24"/>
+          <w:szCs w:val="24"/>
+        </w:rPr>
+        <w:t>Underfitting</w:t>
+      </w:r>
+      <w:r>
+        <w:rPr>
+          <w:sz w:val="24"/>
+          <w:szCs w:val="24"/>
+          <w:rtl/>
+          <w:lang w:val="en-US"/>
+        </w:rPr>
+        <w:t>.</w:t>
+      </w:r>
+    </w:p>
+    <w:p>
+      <w:pPr>
+        <w:numPr>
+          <w:ilvl w:val="0"/>
+          <w:numId w:val="7"/>
+        </w:numPr>
+        <w:bidi/>
+        <w:rPr>
+          <w:sz w:val="24"/>
+          <w:szCs w:val="24"/>
+          <w:rtl/>
+          <w:lang w:val="en-US"/>
+        </w:rPr>
+      </w:pPr>
+      <w:r>
+        <w:rPr>
+          <w:b/>
+          <w:bCs/>
+          <w:sz w:val="24"/>
+          <w:szCs w:val="24"/>
+        </w:rPr>
+        <w:t>The Mechanism</w:t>
+      </w:r>
+      <w:r>
+        <w:rPr>
+          <w:b/>
+          <w:bCs/>
+          <w:sz w:val="24"/>
+          <w:szCs w:val="24"/>
+          <w:rtl/>
+          <w:lang w:val="en-US"/>
+        </w:rPr>
+        <w:t>:</w:t>
+      </w:r>
+    </w:p>
+    <w:p>
+      <w:pPr>
+        <w:bidi/>
+        <w:rPr>
+          <w:sz w:val="24"/>
+          <w:szCs w:val="24"/>
+          <w:rtl/>
+          <w:lang w:val="en-US"/>
+        </w:rPr>
+      </w:pPr>
+      <w:r>
+        <w:rPr>
+          <w:sz w:val="24"/>
+          <w:szCs w:val="24"/>
+          <w:rtl/>
+          <w:lang w:val="en-US"/>
+        </w:rPr>
+        <w:t xml:space="preserve">הגדלת </w:t>
+      </w:r>
+      <w:r>
+        <w:rPr>
+          <w:sz w:val="24"/>
+          <w:szCs w:val="24"/>
+          <w:lang w:val="en-US"/>
+        </w:rPr>
+        <w:t>K</w:t>
+      </w:r>
+      <w:r>
+        <w:rPr>
+          <w:sz w:val="24"/>
+          <w:szCs w:val="24"/>
+          <w:rtl/>
+          <w:lang w:val="en-US"/>
+        </w:rPr>
+        <w:t xml:space="preserve"> מעודדת את המודל לחפש "קונצנזוס" בסביבה המקומית ומונעת מנקודת מידע בודדת (רעש) להטות את הסיווג.</w:t>
+      </w:r>
+    </w:p>
+    <w:p>
+      <w:pPr>
+        <w:numPr>
+          <w:ilvl w:val="0"/>
+          <w:numId w:val="7"/>
+        </w:numPr>
+        <w:bidi/>
+        <w:rPr>
+          <w:sz w:val="24"/>
+          <w:szCs w:val="24"/>
+          <w:rtl/>
+          <w:lang w:val="en-US"/>
+        </w:rPr>
+      </w:pPr>
+      <w:r>
+        <w:rPr>
+          <w:b/>
+          <w:bCs/>
+          <w:sz w:val="24"/>
+          <w:szCs w:val="24"/>
+        </w:rPr>
+        <w:lastRenderedPageBreak/>
+        <w:t>Why is this natural for this model</w:t>
+      </w:r>
+      <w:r>
+        <w:rPr>
+          <w:b/>
+          <w:bCs/>
+          <w:sz w:val="24"/>
+          <w:szCs w:val="24"/>
+          <w:rtl/>
+          <w:lang w:val="en-US"/>
+        </w:rPr>
+        <w:t>?</w:t>
+      </w:r>
+    </w:p>
+    <w:p>
+      <w:pPr>
+        <w:bidi/>
+        <w:rPr>
+          <w:sz w:val="24"/>
+          <w:szCs w:val="24"/>
+          <w:rtl/>
+          <w:lang w:val="en-US"/>
+        </w:rPr>
+      </w:pPr>
+      <w:r>
+        <w:rPr>
+          <w:sz w:val="24"/>
+          <w:szCs w:val="24"/>
+          <w:rtl/>
+          <w:lang w:val="en-US"/>
+        </w:rPr>
+        <w:t>מכיוון ש-</w:t>
+      </w:r>
+      <w:r>
+        <w:rPr>
+          <w:sz w:val="24"/>
+          <w:szCs w:val="24"/>
+        </w:rPr>
+        <w:t>KNN</w:t>
+      </w:r>
+      <w:r>
+        <w:rPr>
+          <w:sz w:val="24"/>
+          <w:szCs w:val="24"/>
+          <w:rtl/>
+          <w:lang w:val="en-US"/>
+        </w:rPr>
+        <w:t xml:space="preserve"> הוא אלגוריתם מבוסס-זיכרון וללא פרמטרים נלמדים (</w:t>
+      </w:r>
+      <w:r>
+        <w:rPr>
+          <w:sz w:val="24"/>
+          <w:szCs w:val="24"/>
+        </w:rPr>
+        <w:t>Non-parametric / Lazy Learner</w:t>
+      </w:r>
+      <w:r>
+        <w:rPr>
+          <w:sz w:val="24"/>
+          <w:szCs w:val="24"/>
+          <w:rtl/>
+          <w:lang w:val="en-US"/>
+        </w:rPr>
+        <w:t xml:space="preserve">), </w:t>
+      </w:r>
+      <w:r>
+        <w:rPr>
+          <w:b/>
+          <w:bCs/>
+          <w:sz w:val="24"/>
+          <w:szCs w:val="24"/>
+          <w:rtl/>
+          <w:lang w:val="en-US"/>
+        </w:rPr>
+        <w:t>בלתי אפשרי מתמטית</w:t>
+      </w:r>
+      <w:r>
+        <w:rPr>
+          <w:sz w:val="24"/>
+          <w:szCs w:val="24"/>
+          <w:rtl/>
+          <w:lang w:val="en-US"/>
+        </w:rPr>
+        <w:t xml:space="preserve"> להפעיל עליו פונקציות קנס קלאסיות כמו </w:t>
+      </w:r>
+      <w:r>
+        <w:rPr>
+          <w:sz w:val="24"/>
+          <w:szCs w:val="24"/>
+        </w:rPr>
+        <w:t>L1</w:t>
+      </w:r>
+      <w:r>
+        <w:rPr>
+          <w:sz w:val="24"/>
+          <w:szCs w:val="24"/>
+          <w:rtl/>
+          <w:lang w:val="en-US"/>
+        </w:rPr>
+        <w:t xml:space="preserve"> או </w:t>
+      </w:r>
+      <w:r>
+        <w:rPr>
+          <w:sz w:val="24"/>
+          <w:szCs w:val="24"/>
+        </w:rPr>
+        <w:t>L2</w:t>
+      </w:r>
+      <w:r>
+        <w:rPr>
+          <w:sz w:val="24"/>
+          <w:szCs w:val="24"/>
+          <w:rtl/>
+          <w:lang w:val="en-US"/>
+        </w:rPr>
+        <w:t>. השליטה המבנית על גודל סביבת ההצבעה  היא הצורה הטבעית והיחידה לשלוט במורכבות המודל ולשפר את יכולת ההכללה שלו (</w:t>
+      </w:r>
+      <w:r>
+        <w:rPr>
+          <w:sz w:val="24"/>
+          <w:szCs w:val="24"/>
+        </w:rPr>
+        <w:t>Generalization</w:t>
+      </w:r>
+      <w:r>
+        <w:rPr>
+          <w:sz w:val="24"/>
+          <w:szCs w:val="24"/>
+          <w:rtl/>
+          <w:lang w:val="en-US"/>
+        </w:rPr>
+        <w:t>).</w:t>
+      </w:r>
+    </w:p>
+    <w:p>
+      <w:pPr>
+        <w:bidi/>
+        <w:rPr>
+          <w:b/>
+          <w:bCs/>
+          <w:sz w:val="24"/>
+          <w:szCs w:val="24"/>
+          <w:rtl/>
+          <w:lang w:val="en-US"/>
+        </w:rPr>
+      </w:pPr>
+      <w:r>
+        <w:rPr>
+          <w:b/>
+          <w:bCs/>
+          <w:sz w:val="24"/>
+          <w:szCs w:val="24"/>
+          <w:rtl/>
+          <w:lang w:val="en-US"/>
+        </w:rPr>
+        <w:t xml:space="preserve">2. </w:t>
+      </w:r>
+      <w:proofErr w:type="spellStart"/>
+      <w:r>
+        <w:rPr>
+          <w:b/>
+          <w:bCs/>
+          <w:sz w:val="24"/>
+          <w:szCs w:val="24"/>
+        </w:rPr>
+        <w:t>Softmax</w:t>
+      </w:r>
+      <w:proofErr w:type="spellEnd"/>
+      <w:r>
+        <w:rPr>
+          <w:b/>
+          <w:bCs/>
+          <w:sz w:val="24"/>
+          <w:szCs w:val="24"/>
+        </w:rPr>
+        <w:t xml:space="preserve"> Regression (Multinomial Logistic)</w:t>
+      </w:r>
+    </w:p>
+    <w:p>
+      <w:pPr>
+        <w:numPr>
+          <w:ilvl w:val="0"/>
+          <w:numId w:val="8"/>
+        </w:numPr>
+        <w:bidi/>
+        <w:rPr>
+          <w:sz w:val="24"/>
+          <w:szCs w:val="24"/>
+          <w:rtl/>
+          <w:lang w:val="en-US"/>
+        </w:rPr>
+      </w:pPr>
+      <w:r>
+        <w:rPr>
+          <w:b/>
+          <w:bCs/>
+          <w:sz w:val="24"/>
+          <w:szCs w:val="24"/>
+        </w:rPr>
+        <w:t>What makes the model constrained or expressive</w:t>
+      </w:r>
+      <w:r>
+        <w:rPr>
+          <w:b/>
+          <w:bCs/>
+          <w:sz w:val="24"/>
+          <w:szCs w:val="24"/>
+          <w:rtl/>
+          <w:lang w:val="en-US"/>
+        </w:rPr>
+        <w:t>?</w:t>
+      </w:r>
+    </w:p>
+    <w:p>
+      <w:pPr>
+        <w:bidi/>
+        <w:rPr>
+          <w:sz w:val="24"/>
+          <w:szCs w:val="24"/>
+          <w:rtl/>
+          <w:lang w:val="en-US"/>
+        </w:rPr>
+      </w:pPr>
+      <w:r>
+        <w:rPr>
+          <w:sz w:val="24"/>
+          <w:szCs w:val="24"/>
+          <w:rtl/>
+          <w:lang w:val="en-US"/>
+        </w:rPr>
+        <w:t>מודל זה לומד מטריצת משקולות (</w:t>
+      </w:r>
+      <w:r>
+        <w:rPr>
+          <w:sz w:val="24"/>
+          <w:szCs w:val="24"/>
+        </w:rPr>
+        <w:t>Weights</w:t>
+      </w:r>
+      <w:r>
+        <w:rPr>
+          <w:sz w:val="24"/>
+          <w:szCs w:val="24"/>
+          <w:rtl/>
+          <w:lang w:val="en-US"/>
+        </w:rPr>
+        <w:t xml:space="preserve">) המשייכת לכל פיקסל חשיבות. המודל </w:t>
+      </w:r>
+      <w:r>
+        <w:rPr>
+          <w:b/>
+          <w:bCs/>
+          <w:sz w:val="24"/>
+          <w:szCs w:val="24"/>
+          <w:rtl/>
+          <w:lang w:val="en-US"/>
+        </w:rPr>
+        <w:t>אקספרסיבי</w:t>
+      </w:r>
+      <w:r>
+        <w:rPr>
+          <w:sz w:val="24"/>
+          <w:szCs w:val="24"/>
+          <w:rtl/>
+          <w:lang w:val="en-US"/>
+        </w:rPr>
+        <w:t xml:space="preserve"> כאשר מאפשרים למשקולות לגדול ללא גבול כדי להתאים לכל דפוס בנתוני האימון, ו</w:t>
+      </w:r>
+      <w:r>
+        <w:rPr>
+          <w:b/>
+          <w:bCs/>
+          <w:sz w:val="24"/>
+          <w:szCs w:val="24"/>
+          <w:rtl/>
+          <w:lang w:val="en-US"/>
+        </w:rPr>
+        <w:t>מרוסן</w:t>
+      </w:r>
+      <w:r>
+        <w:rPr>
+          <w:sz w:val="24"/>
+          <w:szCs w:val="24"/>
+          <w:rtl/>
+          <w:lang w:val="en-US"/>
+        </w:rPr>
+        <w:t xml:space="preserve"> כאשר מגבילים את טווח הערכים של המשקולות.</w:t>
+      </w:r>
+    </w:p>
+    <w:p>
+      <w:pPr>
+        <w:numPr>
+          <w:ilvl w:val="0"/>
+          <w:numId w:val="8"/>
+        </w:numPr>
+        <w:bidi/>
+        <w:rPr>
+          <w:sz w:val="24"/>
+          <w:szCs w:val="24"/>
+          <w:rtl/>
+          <w:lang w:val="en-US"/>
+        </w:rPr>
+      </w:pPr>
+      <w:r>
+        <w:rPr>
+          <w:b/>
+          <w:bCs/>
+          <w:sz w:val="24"/>
+          <w:szCs w:val="24"/>
+        </w:rPr>
+        <w:t>The hyperparameter and its effect (Underfitting vs. Overfitting)</w:t>
+      </w:r>
+      <w:r>
+        <w:rPr>
+          <w:b/>
+          <w:bCs/>
+          <w:sz w:val="24"/>
+          <w:szCs w:val="24"/>
+          <w:rtl/>
+          <w:lang w:val="en-US"/>
+        </w:rPr>
+        <w:t>:</w:t>
+      </w:r>
+    </w:p>
+    <w:p>
+      <w:pPr>
+        <w:bidi/>
+        <w:rPr>
+          <w:sz w:val="24"/>
+          <w:szCs w:val="24"/>
+          <w:rtl/>
+          <w:lang w:val="en-US"/>
+        </w:rPr>
+      </w:pPr>
+      <w:r>
+        <w:rPr>
+          <w:sz w:val="24"/>
+          <w:szCs w:val="24"/>
+          <w:rtl/>
+          <w:lang w:val="en-US"/>
+        </w:rPr>
+        <w:t xml:space="preserve">ההיפר-פרמטר השולט הוא </w:t>
+      </w:r>
+      <w:r>
+        <w:rPr>
+          <w:b/>
+          <w:bCs/>
+          <w:sz w:val="24"/>
+          <w:szCs w:val="24"/>
+          <w:rtl/>
+          <w:lang w:val="en-US"/>
+        </w:rPr>
+        <w:t>$\</w:t>
+      </w:r>
+      <w:r>
+        <w:rPr>
+          <w:b/>
+          <w:bCs/>
+          <w:sz w:val="24"/>
+          <w:szCs w:val="24"/>
+        </w:rPr>
+        <w:t>lambda</w:t>
+      </w:r>
+      <w:r>
+        <w:rPr>
+          <w:b/>
+          <w:bCs/>
+          <w:sz w:val="24"/>
+          <w:szCs w:val="24"/>
+          <w:rtl/>
+          <w:lang w:val="en-US"/>
+        </w:rPr>
+        <w:t xml:space="preserve">$ (מקדם הרגולריזציה </w:t>
+      </w:r>
+      <w:r>
+        <w:rPr>
+          <w:b/>
+          <w:bCs/>
+          <w:sz w:val="24"/>
+          <w:szCs w:val="24"/>
+        </w:rPr>
+        <w:t>L2 / Weight Decay</w:t>
+      </w:r>
+      <w:r>
+        <w:rPr>
+          <w:b/>
+          <w:bCs/>
+          <w:sz w:val="24"/>
+          <w:szCs w:val="24"/>
+          <w:rtl/>
+          <w:lang w:val="en-US"/>
+        </w:rPr>
+        <w:t>)</w:t>
+      </w:r>
+      <w:r>
+        <w:rPr>
+          <w:sz w:val="24"/>
+          <w:szCs w:val="24"/>
+          <w:rtl/>
+          <w:lang w:val="en-US"/>
+        </w:rPr>
+        <w:t>.</w:t>
+      </w:r>
+    </w:p>
+    <w:p>
+      <w:pPr>
+        <w:numPr>
+          <w:ilvl w:val="1"/>
+          <w:numId w:val="8"/>
+        </w:numPr>
+        <w:bidi/>
+        <w:rPr>
+          <w:sz w:val="24"/>
+          <w:szCs w:val="24"/>
+          <w:rtl/>
+          <w:lang w:val="en-US"/>
+        </w:rPr>
+      </w:pPr>
+      <w:r>
+        <w:rPr>
+          <w:b/>
+          <w:bCs/>
+          <w:sz w:val="24"/>
+          <w:szCs w:val="24"/>
+          <w:rtl/>
+          <w:lang w:val="en-US"/>
+        </w:rPr>
+        <w:t>חלש מדי ($\</w:t>
+      </w:r>
+      <w:r>
+        <w:rPr>
+          <w:b/>
+          <w:bCs/>
+          <w:sz w:val="24"/>
+          <w:szCs w:val="24"/>
+        </w:rPr>
+        <w:t>lambda \to 0$</w:t>
+      </w:r>
+      <w:r>
+        <w:rPr>
+          <w:b/>
+          <w:bCs/>
+          <w:sz w:val="24"/>
+          <w:szCs w:val="24"/>
+          <w:rtl/>
+          <w:lang w:val="en-US"/>
+        </w:rPr>
+        <w:t>):</w:t>
+      </w:r>
+      <w:r>
+        <w:rPr>
+          <w:sz w:val="24"/>
+          <w:szCs w:val="24"/>
+          <w:rtl/>
+          <w:lang w:val="en-US"/>
+        </w:rPr>
+        <w:t xml:space="preserve"> המשקולות יכולות לתפוח למימדי ענק כדי למזער את שגיאת האימון לחלוטין. המודל ייצור משקולות עצומות עבור פיקסלים ספציפיים שהם במקרה בהירים בסט האימון (אך מהווים רק רעש), ויקרוס במבחן המציאות. זהו </w:t>
+      </w:r>
+      <w:r>
+        <w:rPr>
+          <w:b/>
+          <w:bCs/>
+          <w:sz w:val="24"/>
+          <w:szCs w:val="24"/>
+        </w:rPr>
+        <w:t>Overfitting</w:t>
+      </w:r>
+      <w:r>
+        <w:rPr>
+          <w:sz w:val="24"/>
+          <w:szCs w:val="24"/>
+          <w:rtl/>
+          <w:lang w:val="en-US"/>
+        </w:rPr>
+        <w:t>.</w:t>
+      </w:r>
+    </w:p>
+    <w:p>
+      <w:pPr>
+        <w:numPr>
+          <w:ilvl w:val="1"/>
+          <w:numId w:val="8"/>
+        </w:numPr>
+        <w:bidi/>
+        <w:rPr>
+          <w:sz w:val="24"/>
+          <w:szCs w:val="24"/>
+          <w:rtl/>
+          <w:lang w:val="en-US"/>
+        </w:rPr>
+      </w:pPr>
+      <w:r>
+        <w:rPr>
+          <w:b/>
+          <w:bCs/>
+          <w:sz w:val="24"/>
+          <w:szCs w:val="24"/>
+          <w:rtl/>
+          <w:lang w:val="en-US"/>
+        </w:rPr>
+        <w:t>חזק מדי ($\</w:t>
+      </w:r>
+      <w:r>
+        <w:rPr>
+          <w:b/>
+          <w:bCs/>
+          <w:sz w:val="24"/>
+          <w:szCs w:val="24"/>
+        </w:rPr>
+        <w:t>lambda</w:t>
+      </w:r>
+      <w:r>
+        <w:rPr>
+          <w:b/>
+          <w:bCs/>
+          <w:sz w:val="24"/>
+          <w:szCs w:val="24"/>
+          <w:rtl/>
+          <w:lang w:val="en-US"/>
+        </w:rPr>
+        <w:t>$ גדול מאוד):</w:t>
+      </w:r>
+      <w:r>
+        <w:rPr>
+          <w:sz w:val="24"/>
+          <w:szCs w:val="24"/>
+          <w:rtl/>
+          <w:lang w:val="en-US"/>
+        </w:rPr>
+        <w:t xml:space="preserve"> הפנדל חזק מדי ו"מוחץ" את כל המשקולות לאפס. המודל מאבד את יכולת הביטוי שלו ולא לומד את תבניות הפנים כלל. זהו </w:t>
+      </w:r>
+      <w:r>
+        <w:rPr>
+          <w:b/>
+          <w:bCs/>
+          <w:sz w:val="24"/>
+          <w:szCs w:val="24"/>
+        </w:rPr>
+        <w:t>Underfitting</w:t>
+      </w:r>
+      <w:r>
+        <w:rPr>
+          <w:sz w:val="24"/>
+          <w:szCs w:val="24"/>
+          <w:rtl/>
+          <w:lang w:val="en-US"/>
+        </w:rPr>
+        <w:t>.</w:t>
+      </w:r>
+    </w:p>
+    <w:p>
+      <w:pPr>
+        <w:numPr>
+          <w:ilvl w:val="0"/>
+          <w:numId w:val="8"/>
+        </w:numPr>
+        <w:bidi/>
+        <w:rPr>
+          <w:sz w:val="24"/>
+          <w:szCs w:val="24"/>
+          <w:rtl/>
+          <w:lang w:val="en-US"/>
+        </w:rPr>
+      </w:pPr>
+      <w:r>
+        <w:rPr>
+          <w:b/>
+          <w:bCs/>
+          <w:sz w:val="24"/>
+          <w:szCs w:val="24"/>
+        </w:rPr>
+        <w:t>The Mechanism</w:t>
+      </w:r>
+      <w:r>
+        <w:rPr>
+          <w:b/>
+          <w:bCs/>
+          <w:sz w:val="24"/>
+          <w:szCs w:val="24"/>
+          <w:rtl/>
+          <w:lang w:val="en-US"/>
+        </w:rPr>
+        <w:t>:</w:t>
+      </w:r>
+    </w:p>
+    <w:p>
+      <w:pPr>
+        <w:bidi/>
+        <w:rPr>
+          <w:sz w:val="24"/>
+          <w:szCs w:val="24"/>
+          <w:rtl/>
+          <w:lang w:val="en-US"/>
+        </w:rPr>
+      </w:pPr>
+      <w:r>
+        <w:rPr>
+          <w:sz w:val="24"/>
+          <w:szCs w:val="24"/>
+          <w:rtl/>
+          <w:lang w:val="en-US"/>
+        </w:rPr>
+        <w:t xml:space="preserve">רגולריזציית </w:t>
+      </w:r>
+      <w:r>
+        <w:rPr>
+          <w:sz w:val="24"/>
+          <w:szCs w:val="24"/>
+        </w:rPr>
+        <w:t>L2</w:t>
+      </w:r>
+      <w:r>
+        <w:rPr>
+          <w:sz w:val="24"/>
+          <w:szCs w:val="24"/>
+          <w:rtl/>
+          <w:lang w:val="en-US"/>
+        </w:rPr>
+        <w:t xml:space="preserve"> ($\</w:t>
+      </w:r>
+      <w:r>
+        <w:rPr>
+          <w:sz w:val="24"/>
+          <w:szCs w:val="24"/>
+        </w:rPr>
+        <w:t>sum w^2$</w:t>
+      </w:r>
+      <w:r>
+        <w:rPr>
+          <w:sz w:val="24"/>
+          <w:szCs w:val="24"/>
+          <w:rtl/>
+          <w:lang w:val="en-US"/>
+        </w:rPr>
+        <w:t>) קונסת בצורה ריבועית משקולות גדולות. היא מעודדת את המודל לפזר את קבלת ההחלטות על פני פיקסלים רבים (ערכים נמוכים אך שונים מאפס), ומונעת מהמודל לפתח תלות מוחלטת במספר מצומצם של פיקסלים "רועשים".</w:t>
+      </w:r>
+    </w:p>
+    <w:p>
+      <w:pPr>
+        <w:numPr>
+          <w:ilvl w:val="0"/>
+          <w:numId w:val="8"/>
+        </w:numPr>
+        <w:bidi/>
+        <w:rPr>
+          <w:sz w:val="24"/>
+          <w:szCs w:val="24"/>
+          <w:rtl/>
+          <w:lang w:val="en-US"/>
+        </w:rPr>
+      </w:pPr>
+      <w:r>
+        <w:rPr>
+          <w:b/>
+          <w:bCs/>
+          <w:sz w:val="24"/>
+          <w:szCs w:val="24"/>
+        </w:rPr>
+        <w:t>Why does it fit better than other forms</w:t>
+      </w:r>
+      <w:r>
+        <w:rPr>
+          <w:b/>
+          <w:bCs/>
+          <w:sz w:val="24"/>
+          <w:szCs w:val="24"/>
+          <w:rtl/>
+          <w:lang w:val="en-US"/>
+        </w:rPr>
+        <w:t>?</w:t>
+      </w:r>
+    </w:p>
+    <w:p>
+      <w:pPr>
+        <w:bidi/>
+        <w:rPr>
+          <w:sz w:val="24"/>
+          <w:szCs w:val="24"/>
+          <w:rtl/>
+          <w:lang w:val="en-US"/>
+        </w:rPr>
+      </w:pPr>
+      <w:r>
+        <w:rPr>
+          <w:sz w:val="24"/>
+          <w:szCs w:val="24"/>
+          <w:rtl/>
+          <w:lang w:val="en-US"/>
+        </w:rPr>
+        <w:t xml:space="preserve">רגולריזציית </w:t>
+      </w:r>
+      <w:r>
+        <w:rPr>
+          <w:sz w:val="24"/>
+          <w:szCs w:val="24"/>
+        </w:rPr>
+        <w:t>L2</w:t>
+      </w:r>
+      <w:r>
+        <w:rPr>
+          <w:sz w:val="24"/>
+          <w:szCs w:val="24"/>
+          <w:rtl/>
+          <w:lang w:val="en-US"/>
+        </w:rPr>
+        <w:t xml:space="preserve"> טבעית ומתאימה הרבה יותר לבעיות של ראייה ממוחשבת (</w:t>
+      </w:r>
+      <w:r>
+        <w:rPr>
+          <w:sz w:val="24"/>
+          <w:szCs w:val="24"/>
+        </w:rPr>
+        <w:t>Computer Vision</w:t>
+      </w:r>
+      <w:r>
+        <w:rPr>
+          <w:sz w:val="24"/>
+          <w:szCs w:val="24"/>
+          <w:rtl/>
+          <w:lang w:val="en-US"/>
+        </w:rPr>
+        <w:t xml:space="preserve">) מאשר חלופות כמו </w:t>
+      </w:r>
+      <w:r>
+        <w:rPr>
+          <w:sz w:val="24"/>
+          <w:szCs w:val="24"/>
+        </w:rPr>
+        <w:t>L1 (Lasso)</w:t>
+      </w:r>
+      <w:r>
+        <w:rPr>
+          <w:sz w:val="24"/>
+          <w:szCs w:val="24"/>
+          <w:rtl/>
+          <w:lang w:val="en-US"/>
+        </w:rPr>
+        <w:t xml:space="preserve">. רגולריזציית </w:t>
+      </w:r>
+      <w:r>
+        <w:rPr>
+          <w:sz w:val="24"/>
+          <w:szCs w:val="24"/>
+        </w:rPr>
+        <w:t>L1</w:t>
+      </w:r>
+      <w:r>
+        <w:rPr>
+          <w:sz w:val="24"/>
+          <w:szCs w:val="24"/>
+          <w:rtl/>
+          <w:lang w:val="en-US"/>
+        </w:rPr>
+        <w:t xml:space="preserve"> מעודדת דלילות (</w:t>
+      </w:r>
+      <w:r>
+        <w:rPr>
+          <w:sz w:val="24"/>
+          <w:szCs w:val="24"/>
+        </w:rPr>
+        <w:t>Sparsity</w:t>
+      </w:r>
+      <w:r>
+        <w:rPr>
+          <w:sz w:val="24"/>
+          <w:szCs w:val="24"/>
+          <w:rtl/>
+          <w:lang w:val="en-US"/>
+        </w:rPr>
+        <w:t xml:space="preserve">) – כלומר מאפסת לחלוטין משקולות של פיקסלים רבים ומשאירה מעט פיקסלים בודדים ופעילים. בתמונות פנים, המידע מבוזר על פני כל התמונה בצורה הוליסטית. </w:t>
+      </w:r>
+      <w:r>
+        <w:rPr>
+          <w:sz w:val="24"/>
+          <w:szCs w:val="24"/>
+        </w:rPr>
+        <w:t>L2</w:t>
+      </w:r>
+      <w:r>
+        <w:rPr>
+          <w:sz w:val="24"/>
+          <w:szCs w:val="24"/>
+          <w:rtl/>
+          <w:lang w:val="en-US"/>
+        </w:rPr>
+        <w:t xml:space="preserve"> שומרת על ההשפעה של כל הפנים יחד (באמצעות כיווץ מתון), ולכן מובילה להכללה טובה בהרבה.</w:t>
+      </w:r>
+    </w:p>
+    <w:p>
+      <w:pPr>
+        <w:bidi/>
+        <w:rPr>
+          <w:b/>
+          <w:bCs/>
+          <w:sz w:val="24"/>
+          <w:szCs w:val="24"/>
+          <w:rtl/>
+          <w:lang w:val="en-US"/>
+        </w:rPr>
+      </w:pPr>
+      <w:r>
+        <w:rPr>
+          <w:b/>
+          <w:bCs/>
+          <w:sz w:val="24"/>
+          <w:szCs w:val="24"/>
+          <w:rtl/>
+          <w:lang w:val="en-US"/>
+        </w:rPr>
+        <w:t xml:space="preserve">3. </w:t>
+      </w:r>
+      <w:r>
+        <w:rPr>
+          <w:b/>
+          <w:bCs/>
+          <w:sz w:val="24"/>
+          <w:szCs w:val="24"/>
+        </w:rPr>
+        <w:t>PCA + Linear Least Squares</w:t>
+      </w:r>
+    </w:p>
+    <w:p>
+      <w:pPr>
+        <w:numPr>
+          <w:ilvl w:val="0"/>
+          <w:numId w:val="9"/>
+        </w:numPr>
+        <w:bidi/>
+        <w:rPr>
+          <w:sz w:val="24"/>
+          <w:szCs w:val="24"/>
+          <w:rtl/>
+          <w:lang w:val="en-US"/>
+        </w:rPr>
+      </w:pPr>
+      <w:r>
+        <w:rPr>
+          <w:b/>
+          <w:bCs/>
+          <w:sz w:val="24"/>
+          <w:szCs w:val="24"/>
+        </w:rPr>
+        <w:t>What makes the model constrained or expressive</w:t>
+      </w:r>
+      <w:r>
+        <w:rPr>
+          <w:b/>
+          <w:bCs/>
+          <w:sz w:val="24"/>
+          <w:szCs w:val="24"/>
+          <w:rtl/>
+          <w:lang w:val="en-US"/>
+        </w:rPr>
+        <w:t>?</w:t>
+      </w:r>
+    </w:p>
+    <w:p>
+      <w:pPr>
+        <w:bidi/>
+        <w:rPr>
+          <w:sz w:val="24"/>
+          <w:szCs w:val="24"/>
+          <w:rtl/>
+          <w:lang w:val="en-US"/>
+        </w:rPr>
+      </w:pPr>
+      <w:r>
+        <w:rPr>
+          <w:sz w:val="24"/>
+          <w:szCs w:val="24"/>
+          <w:rtl/>
+          <w:lang w:val="en-US"/>
+        </w:rPr>
+        <w:t xml:space="preserve">מודל זה מפריד את הבעיה לשלב ייצוג הנתונים ולשלב הסיווג. במסווג </w:t>
+      </w:r>
+      <w:r>
+        <w:rPr>
+          <w:sz w:val="24"/>
+          <w:szCs w:val="24"/>
+        </w:rPr>
+        <w:t>Least Squares</w:t>
+      </w:r>
+      <w:r>
+        <w:rPr>
+          <w:sz w:val="24"/>
+          <w:szCs w:val="24"/>
+          <w:rtl/>
+          <w:lang w:val="en-US"/>
+        </w:rPr>
+        <w:t xml:space="preserve"> רגיל (ללא קנס) אין שליטה על המורכבות. המורכבות נשלטת לחלוטין דרך עומק המידע (מספר המימדים) שמועבר למסווג. ככל שהמימד גבוה יותר, המרחב </w:t>
+      </w:r>
+      <w:r>
+        <w:rPr>
+          <w:b/>
+          <w:bCs/>
+          <w:sz w:val="24"/>
+          <w:szCs w:val="24"/>
+          <w:rtl/>
+          <w:lang w:val="en-US"/>
+        </w:rPr>
+        <w:t>אקספרסיבי</w:t>
+      </w:r>
+      <w:r>
+        <w:rPr>
+          <w:sz w:val="24"/>
+          <w:szCs w:val="24"/>
+          <w:rtl/>
+          <w:lang w:val="en-US"/>
+        </w:rPr>
+        <w:t xml:space="preserve"> יותר. ככל שהוא צר יותר, המודל </w:t>
+      </w:r>
+      <w:r>
+        <w:rPr>
+          <w:b/>
+          <w:bCs/>
+          <w:sz w:val="24"/>
+          <w:szCs w:val="24"/>
+          <w:rtl/>
+          <w:lang w:val="en-US"/>
+        </w:rPr>
+        <w:t>מרוסן</w:t>
+      </w:r>
+      <w:r>
+        <w:rPr>
+          <w:sz w:val="24"/>
+          <w:szCs w:val="24"/>
+          <w:rtl/>
+          <w:lang w:val="en-US"/>
+        </w:rPr>
+        <w:t>.</w:t>
+      </w:r>
+    </w:p>
+    <w:p>
+      <w:pPr>
+        <w:numPr>
+          <w:ilvl w:val="0"/>
+          <w:numId w:val="9"/>
+        </w:numPr>
+        <w:bidi/>
+        <w:rPr>
+          <w:sz w:val="24"/>
+          <w:szCs w:val="24"/>
+          <w:rtl/>
+          <w:lang w:val="en-US"/>
+        </w:rPr>
+      </w:pPr>
+      <w:r>
+        <w:rPr>
+          <w:b/>
+          <w:bCs/>
+          <w:sz w:val="24"/>
+          <w:szCs w:val="24"/>
+        </w:rPr>
+        <w:t>The hyperparameter and its effect (Underfitting vs. Overfitting)</w:t>
+      </w:r>
+      <w:r>
+        <w:rPr>
+          <w:b/>
+          <w:bCs/>
+          <w:sz w:val="24"/>
+          <w:szCs w:val="24"/>
+          <w:rtl/>
+          <w:lang w:val="en-US"/>
+        </w:rPr>
+        <w:t>:</w:t>
+      </w:r>
+    </w:p>
+    <w:p>
+      <w:pPr>
+        <w:bidi/>
+        <w:rPr>
+          <w:sz w:val="24"/>
+          <w:szCs w:val="24"/>
+          <w:rtl/>
+          <w:lang w:val="en-US"/>
+        </w:rPr>
+      </w:pPr>
+      <w:r>
+        <w:rPr>
+          <w:sz w:val="24"/>
+          <w:szCs w:val="24"/>
+          <w:rtl/>
+          <w:lang w:val="en-US"/>
+        </w:rPr>
+        <w:lastRenderedPageBreak/>
+        <w:t xml:space="preserve">ההיפר-פרמטר הוא </w:t>
+      </w:r>
+      <w:r>
+        <w:rPr>
+          <w:b/>
+          <w:bCs/>
+          <w:sz w:val="24"/>
+          <w:szCs w:val="24"/>
+          <w:lang w:val="en-US"/>
+        </w:rPr>
+        <w:t>K</w:t>
+      </w:r>
+      <w:r>
+        <w:rPr>
+          <w:b/>
+          <w:bCs/>
+          <w:sz w:val="24"/>
+          <w:szCs w:val="24"/>
+          <w:rtl/>
+          <w:lang w:val="en-US"/>
+        </w:rPr>
+        <w:t xml:space="preserve"> (מספר הרכיבים הראשיים / </w:t>
+      </w:r>
+      <w:r>
+        <w:rPr>
+          <w:b/>
+          <w:bCs/>
+          <w:sz w:val="24"/>
+          <w:szCs w:val="24"/>
+        </w:rPr>
+        <w:t>Principal Components</w:t>
+      </w:r>
+      <w:r>
+        <w:rPr>
+          <w:b/>
+          <w:bCs/>
+          <w:sz w:val="24"/>
+          <w:szCs w:val="24"/>
+          <w:rtl/>
+          <w:lang w:val="en-US"/>
+        </w:rPr>
+        <w:t>)</w:t>
+      </w:r>
+      <w:r>
+        <w:rPr>
+          <w:sz w:val="24"/>
+          <w:szCs w:val="24"/>
+          <w:rtl/>
+          <w:lang w:val="en-US"/>
+        </w:rPr>
+        <w:t>.</w:t>
+      </w:r>
+    </w:p>
+    <w:p>
+      <w:pPr>
+        <w:numPr>
+          <w:ilvl w:val="1"/>
+          <w:numId w:val="9"/>
+        </w:numPr>
+        <w:bidi/>
+        <w:rPr>
+          <w:sz w:val="24"/>
+          <w:szCs w:val="24"/>
+          <w:rtl/>
+          <w:lang w:val="en-US"/>
+        </w:rPr>
+      </w:pPr>
+      <w:r>
+        <w:rPr>
+          <w:b/>
+          <w:bCs/>
+          <w:sz w:val="24"/>
+          <w:szCs w:val="24"/>
+          <w:rtl/>
+          <w:lang w:val="en-US"/>
+        </w:rPr>
+        <w:t>גדול מדי (</w:t>
+      </w:r>
+      <w:r>
+        <w:rPr>
+          <w:b/>
+          <w:bCs/>
+          <w:sz w:val="24"/>
+          <w:szCs w:val="24"/>
+        </w:rPr>
+        <w:t>Weak Control</w:t>
+      </w:r>
+      <w:r>
+        <w:rPr>
+          <w:b/>
+          <w:bCs/>
+          <w:sz w:val="24"/>
+          <w:szCs w:val="24"/>
+          <w:rtl/>
+          <w:lang w:val="en-US"/>
+        </w:rPr>
+        <w:t xml:space="preserve"> / </w:t>
+      </w:r>
+      <w:r>
+        <w:rPr>
+          <w:b/>
+          <w:bCs/>
+          <w:sz w:val="24"/>
+          <w:szCs w:val="24"/>
+          <w:lang w:val="en-US"/>
+        </w:rPr>
+        <w:t>N</w:t>
+      </w:r>
+      <w:r>
+        <w:rPr>
+          <w:rFonts w:hint="cs"/>
+          <w:b/>
+          <w:bCs/>
+          <w:sz w:val="24"/>
+          <w:szCs w:val="24"/>
+          <w:rtl/>
+          <w:lang w:val="en-US"/>
+        </w:rPr>
+        <w:t xml:space="preserve"> גדול</w:t>
+      </w:r>
+      <w:r>
+        <w:rPr>
+          <w:b/>
+          <w:bCs/>
+          <w:sz w:val="24"/>
+          <w:szCs w:val="24"/>
+          <w:rtl/>
+          <w:lang w:val="en-US"/>
+        </w:rPr>
+        <w:t>):</w:t>
+      </w:r>
+      <w:r>
+        <w:rPr>
+          <w:sz w:val="24"/>
+          <w:szCs w:val="24"/>
+          <w:rtl/>
+          <w:lang w:val="en-US"/>
+        </w:rPr>
+        <w:t xml:space="preserve"> המודל מעביר הלאה מידע הכולל שונות חסרת חשיבות (</w:t>
+      </w:r>
+      <w:r>
+        <w:rPr>
+          <w:sz w:val="24"/>
+          <w:szCs w:val="24"/>
+        </w:rPr>
+        <w:t>High-frequency noise</w:t>
+      </w:r>
+      <w:r>
+        <w:rPr>
+          <w:sz w:val="24"/>
+          <w:szCs w:val="24"/>
+          <w:rtl/>
+          <w:lang w:val="en-US"/>
+        </w:rPr>
+        <w:t xml:space="preserve">) כגון הבדלי תאורה מינוריים, פיקסלים שרופים או רעשי חיישן. המסווג הליניארי ינצל את עודף המימדים כדי למתוח קווי הפרדה מושלמים על רעש זה, ונקבל </w:t>
+      </w:r>
+      <w:r>
+        <w:rPr>
+          <w:b/>
+          <w:bCs/>
+          <w:sz w:val="24"/>
+          <w:szCs w:val="24"/>
+        </w:rPr>
+        <w:t>Overfitting</w:t>
+      </w:r>
+      <w:r>
+        <w:rPr>
+          <w:sz w:val="24"/>
+          <w:szCs w:val="24"/>
+          <w:rtl/>
+          <w:lang w:val="en-US"/>
+        </w:rPr>
+        <w:t>.</w:t>
+      </w:r>
+    </w:p>
+    <w:p>
+      <w:pPr>
+        <w:numPr>
+          <w:ilvl w:val="1"/>
+          <w:numId w:val="9"/>
+        </w:numPr>
+        <w:bidi/>
+        <w:rPr>
+          <w:sz w:val="24"/>
+          <w:szCs w:val="24"/>
+          <w:rtl/>
+          <w:lang w:val="en-US"/>
+        </w:rPr>
+      </w:pPr>
+      <w:r>
+        <w:rPr>
+          <w:b/>
+          <w:bCs/>
+          <w:sz w:val="24"/>
+          <w:szCs w:val="24"/>
+          <w:rtl/>
+          <w:lang w:val="en-US"/>
+        </w:rPr>
+        <w:t>קטן מדי (</w:t>
+      </w:r>
+      <w:r>
+        <w:rPr>
+          <w:b/>
+          <w:bCs/>
+          <w:sz w:val="24"/>
+          <w:szCs w:val="24"/>
+        </w:rPr>
+        <w:t>Strong Control</w:t>
+      </w:r>
+      <w:r>
+        <w:rPr>
+          <w:b/>
+          <w:bCs/>
+          <w:sz w:val="24"/>
+          <w:szCs w:val="24"/>
+          <w:rtl/>
+          <w:lang w:val="en-US"/>
+        </w:rPr>
+        <w:t xml:space="preserve"> / </w:t>
+      </w:r>
+      <w:r>
+        <w:rPr>
+          <w:b/>
+          <w:bCs/>
+          <w:sz w:val="24"/>
+          <w:szCs w:val="24"/>
+          <w:lang w:val="en-US"/>
+        </w:rPr>
+        <w:t>N</w:t>
+      </w:r>
+      <w:r>
+        <w:rPr>
+          <w:rFonts w:hint="cs"/>
+          <w:b/>
+          <w:bCs/>
+          <w:sz w:val="24"/>
+          <w:szCs w:val="24"/>
+          <w:rtl/>
+          <w:lang w:val="en-US"/>
+        </w:rPr>
+        <w:t xml:space="preserve"> קטן</w:t>
+      </w:r>
+      <w:r>
+        <w:rPr>
+          <w:b/>
+          <w:bCs/>
+          <w:sz w:val="24"/>
+          <w:szCs w:val="24"/>
+          <w:rtl/>
+          <w:lang w:val="en-US"/>
+        </w:rPr>
+        <w:t>):</w:t>
+      </w:r>
+      <w:r>
+        <w:rPr>
+          <w:sz w:val="24"/>
+          <w:szCs w:val="24"/>
+          <w:rtl/>
+          <w:lang w:val="en-US"/>
+        </w:rPr>
+        <w:t xml:space="preserve"> צוואר הבקבוק הדוק מדי. המודל זורק מידע אינהרנטי קריטי שמזהה אנשים. המסווג הליניארי מקבל רק צלליות עמומות וכלליות, ולא יכול לייצר הפרדה ליניארית טובה. זהו </w:t>
+      </w:r>
+      <w:r>
+        <w:rPr>
+          <w:b/>
+          <w:bCs/>
+          <w:sz w:val="24"/>
+          <w:szCs w:val="24"/>
+        </w:rPr>
+        <w:t>Underfitting</w:t>
+      </w:r>
+      <w:r>
+        <w:rPr>
+          <w:sz w:val="24"/>
+          <w:szCs w:val="24"/>
+          <w:rtl/>
+          <w:lang w:val="en-US"/>
+        </w:rPr>
+        <w:t>.</w:t>
+      </w:r>
+    </w:p>
+    <w:p>
+      <w:pPr>
+        <w:numPr>
+          <w:ilvl w:val="0"/>
+          <w:numId w:val="9"/>
+        </w:numPr>
+        <w:bidi/>
+        <w:rPr>
+          <w:sz w:val="24"/>
+          <w:szCs w:val="24"/>
+          <w:rtl/>
+          <w:lang w:val="en-US"/>
+        </w:rPr>
+      </w:pPr>
+      <w:r>
+        <w:rPr>
+          <w:b/>
+          <w:bCs/>
+          <w:sz w:val="24"/>
+          <w:szCs w:val="24"/>
+        </w:rPr>
+        <w:t>The Mechanism</w:t>
+      </w:r>
+      <w:r>
+        <w:rPr>
+          <w:b/>
+          <w:bCs/>
+          <w:sz w:val="24"/>
+          <w:szCs w:val="24"/>
+          <w:rtl/>
+          <w:lang w:val="en-US"/>
+        </w:rPr>
+        <w:t>:</w:t>
+      </w:r>
+    </w:p>
+    <w:p>
+      <w:pPr>
+        <w:bidi/>
+        <w:rPr>
+          <w:sz w:val="24"/>
+          <w:szCs w:val="24"/>
+          <w:rtl/>
+          <w:lang w:val="en-US"/>
+        </w:rPr>
+      </w:pPr>
+      <w:r>
+        <w:rPr>
+          <w:sz w:val="24"/>
+          <w:szCs w:val="24"/>
+          <w:rtl/>
+          <w:lang w:val="en-US"/>
+        </w:rPr>
+        <w:t>ה-</w:t>
+      </w:r>
+      <w:r>
+        <w:rPr>
+          <w:sz w:val="24"/>
+          <w:szCs w:val="24"/>
+        </w:rPr>
+        <w:t>PCA</w:t>
+      </w:r>
+      <w:r>
+        <w:rPr>
+          <w:sz w:val="24"/>
+          <w:szCs w:val="24"/>
+          <w:rtl/>
+          <w:lang w:val="en-US"/>
+        </w:rPr>
+        <w:t xml:space="preserve"> מתפקד כ"צוואר בקבוק של מידע" (</w:t>
+      </w:r>
+      <w:r>
+        <w:rPr>
+          <w:sz w:val="24"/>
+          <w:szCs w:val="24"/>
+        </w:rPr>
+        <w:t>Information Bottleneck</w:t>
+      </w:r>
+      <w:r>
+        <w:rPr>
+          <w:sz w:val="24"/>
+          <w:szCs w:val="24"/>
+          <w:rtl/>
+          <w:lang w:val="en-US"/>
+        </w:rPr>
+        <w:t>). הוא מעודד את המודל להתמקד רק בכיווני השונות העיקריים והמשמעותיים ביותר (ה-</w:t>
+      </w:r>
+      <w:r>
+        <w:rPr>
+          <w:sz w:val="24"/>
+          <w:szCs w:val="24"/>
+        </w:rPr>
+        <w:t>Eigenfaces</w:t>
+      </w:r>
+      <w:r>
+        <w:rPr>
+          <w:sz w:val="24"/>
+          <w:szCs w:val="24"/>
+          <w:rtl/>
+          <w:lang w:val="en-US"/>
+        </w:rPr>
+        <w:t xml:space="preserve"> המייצגים תווי פנים אמיתיים), ומונע מהמסווג גישה מתמטית למימדי הרעש.</w:t>
+      </w:r>
+    </w:p>
+    <w:p>
+      <w:pPr>
+        <w:numPr>
+          <w:ilvl w:val="0"/>
+          <w:numId w:val="9"/>
+        </w:numPr>
+        <w:bidi/>
+        <w:rPr>
+          <w:sz w:val="24"/>
+          <w:szCs w:val="24"/>
+          <w:rtl/>
+          <w:lang w:val="en-US"/>
+        </w:rPr>
+      </w:pPr>
+      <w:r>
+        <w:rPr>
+          <w:b/>
+          <w:bCs/>
+          <w:sz w:val="24"/>
+          <w:szCs w:val="24"/>
+        </w:rPr>
+        <w:t>Why is this natural for this model</w:t>
+      </w:r>
+      <w:r>
+        <w:rPr>
+          <w:b/>
+          <w:bCs/>
+          <w:sz w:val="24"/>
+          <w:szCs w:val="24"/>
+          <w:rtl/>
+          <w:lang w:val="en-US"/>
+        </w:rPr>
+        <w:t>?</w:t>
+      </w:r>
+    </w:p>
+    <w:p>
+      <w:pPr>
+        <w:bidi/>
+        <w:rPr>
+          <w:sz w:val="24"/>
+          <w:szCs w:val="24"/>
+          <w:rtl/>
+          <w:lang w:val="en-US"/>
+        </w:rPr>
+      </w:pPr>
+      <w:r>
+        <w:rPr>
+          <w:sz w:val="24"/>
+          <w:szCs w:val="24"/>
+          <w:rtl/>
+          <w:lang w:val="en-US"/>
+        </w:rPr>
+        <w:t>הורדת מימדים פועלת כרגולריזציה אידיאלית לנתוני תמונה בגלל תכונת היתירות (</w:t>
+      </w:r>
+      <w:r>
+        <w:rPr>
+          <w:sz w:val="24"/>
+          <w:szCs w:val="24"/>
+        </w:rPr>
+        <w:t>Redundancy</w:t>
+      </w:r>
+      <w:r>
+        <w:rPr>
+          <w:sz w:val="24"/>
+          <w:szCs w:val="24"/>
+          <w:rtl/>
+          <w:lang w:val="en-US"/>
+        </w:rPr>
+        <w:t>). בתמונות פנים, פיקסלים סמוכים מקורלטים מאוד אחד לשני (למשל, אזור הלחי כולו באותו צבע). במקום לתת למסווג להתמודד עם 4,600 פיקסלים רועשים ולנסות לרסן אותם עם עונש מתמטי (כמו ב-</w:t>
+      </w:r>
+      <w:proofErr w:type="spellStart"/>
+      <w:r>
+        <w:rPr>
+          <w:sz w:val="24"/>
+          <w:szCs w:val="24"/>
+        </w:rPr>
+        <w:t>Softmax</w:t>
+      </w:r>
+      <w:proofErr w:type="spellEnd"/>
+      <w:r>
+        <w:rPr>
+          <w:sz w:val="24"/>
+          <w:szCs w:val="24"/>
+          <w:rtl/>
+          <w:lang w:val="en-US"/>
+        </w:rPr>
+        <w:t>), ה-</w:t>
+      </w:r>
+      <w:r>
+        <w:rPr>
+          <w:sz w:val="24"/>
+          <w:szCs w:val="24"/>
+        </w:rPr>
+        <w:t>PCA</w:t>
+      </w:r>
+      <w:r>
+        <w:rPr>
+          <w:sz w:val="24"/>
+          <w:szCs w:val="24"/>
+          <w:rtl/>
+          <w:lang w:val="en-US"/>
+        </w:rPr>
+        <w:t xml:space="preserve"> מנצל את המבנה הפיזיקלי של התמונה ומשמיד את הרעש עוד לפני שלב הלמידה. זוהי רגולריזציה מבנית שמתאימה באופן מושלם לדאטה עם קורלציה מרחבית חזקה.</w:t>
+      </w:r>
+    </w:p>
+    <w:p>
+      <w:pPr>
+        <w:bidi/>
+        <w:rPr>
+          <w:b/>
+          <w:bCs/>
+          <w:sz w:val="28"/>
+          <w:szCs w:val="28"/>
+          <w:rtl/>
+          <w:lang w:val="en-US"/>
+        </w:rPr>
+      </w:pPr>
+      <w:r>
+        <w:rPr>
+          <w:rFonts w:hint="cs"/>
+          <w:b/>
+          <w:bCs/>
+          <w:sz w:val="28"/>
+          <w:szCs w:val="28"/>
+          <w:rtl/>
+          <w:lang w:val="en-US"/>
+        </w:rPr>
+        <w:t>גרפים להמחשה:</w:t>
+      </w:r>
+    </w:p>
+    <w:p>
+      <w:pPr>
+        <w:bidi/>
+        <w:rPr>
+          <w:b/>
+          <w:bCs/>
+          <w:sz w:val="36"/>
+          <w:szCs w:val="36"/>
           <w:u w:val="single"/>
-        </w:rPr>
-        <w:t>k-nearest neighbors algorithm</w:t>
-      </w:r>
-      <w:r>
-        <w:rPr>
-          <w:b/>
-          <w:bCs/>
-          <w:sz w:val="24"/>
-          <w:szCs w:val="24"/>
+          <w:rtl/>
+          <w:lang w:val="en-US"/>
+        </w:rPr>
+      </w:pPr>
+    </w:p>
+    <w:p>
+      <w:pPr>
+        <w:bidi/>
+        <w:rPr>
+          <w:rFonts w:hint="cs"/>
+          <w:b/>
+          <w:bCs/>
+          <w:sz w:val="36"/>
+          <w:szCs w:val="36"/>
           <w:u w:val="single"/>
-          <w:lang w:val="en-US"/>
-        </w:rPr>
-        <w:t>KNN</w:t>
-      </w:r>
+          <w:rtl/>
+          <w:lang w:val="en-US"/>
+        </w:rPr>
+      </w:pPr>
+      <w:r>
+        <w:rPr>
+          <w:rFonts w:cs="Arial"/>
+          <w:b/>
+          <w:bCs/>
+          <w:sz w:val="36"/>
+          <w:szCs w:val="36"/>
+          <w:u w:val="single"/>
+          <w:rtl/>
+          <w:lang w:val="en-US"/>
+        </w:rPr>
+        <w:drawing>
+          <wp:inline distT="0" distB="0" distL="0" distR="0" wp14:anchorId="7A0E7E81" wp14:editId="5C24AC2A">
+            <wp:extent cx="5731510" cy="3800475"/>
+            <wp:effectExtent l="0" t="0" r="2540" b="9525"/>
+            <wp:docPr id="82270069" name="Picture 1"/>
+            <wp:cNvGraphicFramePr>
+              <a:graphicFrameLocks xmlns:a="http://schemas.openxmlformats.org/drawingml/2006/main" noChangeAspect="1"/>
+            </wp:cNvGraphicFramePr>
+            <a:graphic xmlns:a="http://schemas.openxmlformats.org/drawingml/2006/main">
+              <a:graphicData uri="http://schemas.openxmlformats.org/drawingml/2006/picture">
+                <pic:pic xmlns:pic="http://schemas.openxmlformats.org/drawingml/2006/picture">
+                  <pic:nvPicPr>
+                    <pic:cNvPr id="82270069" name=""/>
+                    <pic:cNvPicPr/>
+                  </pic:nvPicPr>
+                  <pic:blipFill>
+                    <a:blip r:embed="rId5"/>
+                    <a:stretch>
+                      <a:fillRect/>
+                    </a:stretch>
+                  </pic:blipFill>
+                  <pic:spPr>
+                    <a:xfrm>
+                      <a:off x="0" y="0"/>
+                      <a:ext cx="5731510" cy="3800475"/>
+                    </a:xfrm>
+                    <a:prstGeom prst="rect">
+                      <a:avLst/>
+                    </a:prstGeom>
+                  </pic:spPr>
+                </pic:pic>
+              </a:graphicData>
+            </a:graphic>
+          </wp:inline>
+        </w:drawing>
+      </w:r>
+    </w:p>
+    <w:p>
+      <w:pPr>
+        <w:bidi/>
+        <w:ind w:left="360"/>
+        <w:rPr>
+          <w:sz w:val="24"/>
+          <w:szCs w:val="24"/>
+          <w:rtl/>
+        </w:rPr>
+      </w:pPr>
+    </w:p>
+    <w:p>
+      <w:pPr>
+        <w:bidi/>
+        <w:ind w:left="360"/>
+        <w:rPr>
+          <w:sz w:val="24"/>
+          <w:szCs w:val="24"/>
+          <w:rtl/>
+        </w:rPr>
+      </w:pPr>
+    </w:p>
+    <w:p>
+      <w:pPr>
+        <w:bidi/>
+        <w:ind w:left="360"/>
+        <w:rPr>
+          <w:sz w:val="24"/>
+          <w:szCs w:val="24"/>
+          <w:rtl/>
+        </w:rPr>
+      </w:pPr>
+      <w:r>
+        <w:rPr>
+          <w:rFonts w:cs="Arial"/>
+          <w:sz w:val="24"/>
+          <w:szCs w:val="24"/>
+          <w:rtl/>
+        </w:rPr>
+        <w:drawing>
+          <wp:inline distT="0" distB="0" distL="0" distR="0" wp14:anchorId="27CA3EC4" wp14:editId="4A57340D">
+            <wp:extent cx="5731510" cy="3855720"/>
+            <wp:effectExtent l="0" t="0" r="2540" b="0"/>
+            <wp:docPr id="1332119031" name="Picture 1"/>
+            <wp:cNvGraphicFramePr>
+              <a:graphicFrameLocks xmlns:a="http://schemas.openxmlformats.org/drawingml/2006/main" noChangeAspect="1"/>
+            </wp:cNvGraphicFramePr>
+            <a:graphic xmlns:a="http://schemas.openxmlformats.org/drawingml/2006/main">
+              <a:graphicData uri="http://schemas.openxmlformats.org/drawingml/2006/picture">
+                <pic:pic xmlns:pic="http://schemas.openxmlformats.org/drawingml/2006/picture">
+                  <pic:nvPicPr>
+                    <pic:cNvPr id="1332119031" name=""/>
+                    <pic:cNvPicPr/>
+                  </pic:nvPicPr>
+                  <pic:blipFill>
+                    <a:blip r:embed="rId6"/>
+                    <a:stretch>
+                      <a:fillRect/>
+                    </a:stretch>
+                  </pic:blipFill>
+                  <pic:spPr>
+                    <a:xfrm>
+                      <a:off x="0" y="0"/>
+                      <a:ext cx="5731510" cy="3855720"/>
+                    </a:xfrm>
+                    <a:prstGeom prst="rect">
+                      <a:avLst/>
+                    </a:prstGeom>
+                  </pic:spPr>
+                </pic:pic>
+              </a:graphicData>
+            </a:graphic>
+          </wp:inline>
+        </w:drawing>
+      </w:r>
+    </w:p>
+    <w:p>
+      <w:pPr>
+        <w:bidi/>
+        <w:ind w:left="360"/>
+        <w:rPr>
+          <w:sz w:val="24"/>
+          <w:szCs w:val="24"/>
+          <w:rtl/>
+          <w:lang w:val="en-US"/>
+        </w:rPr>
+      </w:pPr>
+    </w:p>
+    <w:p>
+      <w:pPr>
+        <w:bidi/>
+        <w:ind w:left="360"/>
+        <w:rPr>
+          <w:rFonts w:hint="cs"/>
+          <w:sz w:val="24"/>
+          <w:szCs w:val="24"/>
+          <w:rtl/>
+          <w:lang w:val="en-US"/>
+        </w:rPr>
+      </w:pPr>
+    </w:p>
+    <w:p>
+      <w:pPr>
+        <w:bidi/>
+        <w:rPr>
+          <w:rFonts w:hint="cs"/>
+          <w:sz w:val="24"/>
+          <w:szCs w:val="24"/>
+          <w:rtl/>
+        </w:rPr>
+      </w:pPr>
     </w:p>
     <w:sectPr>
       <w:pgSz w:w="11906" w:h="16838"/>
@@ -277,6 +3819,1343 @@
     </w:sectPr>
   </w:body>
 </w:document>
+</file>
+
+<file path=word/numbering.xml><?xml version="1.0" encoding="utf-8"?>
+<w:numbering xmlns:wpc="http://schemas.microsoft.com/office/word/2010/wordprocessingCanvas" xmlns:cx="http://schemas.microsoft.com/office/drawing/2014/chartex" xmlns:cx1="http://schemas.microsoft.com/office/drawing/2015/9/8/chartex" xmlns:cx2="http://schemas.microsoft.com/office/drawing/2015/10/21/chartex" xmlns:cx3="http://schemas.microsoft.com/office/drawing/2016/5/9/chartex" xmlns:cx4="http://schemas.microsoft.com/office/drawing/2016/5/10/chartex" xmlns:cx5="http://schemas.microsoft.com/office/drawing/2016/5/11/chartex" xmlns:cx6="http://schemas.microsoft.com/office/drawing/2016/5/12/chartex" xmlns:cx7="http://schemas.microsoft.com/office/drawing/2016/5/13/chartex" xmlns:cx8="http://schemas.microsoft.com/office/drawing/2016/5/14/chartex" xmlns:mc="http://schemas.openxmlformats.org/markup-compatibility/2006" xmlns:aink="http://schemas.microsoft.com/office/drawing/2016/ink" xmlns:am3d="http://schemas.microsoft.com/office/drawing/2017/model3d" xmlns:o="urn:schemas-microsoft-com:office:office" xmlns:oel="http://schemas.microsoft.com/office/2019/extlst" xmlns:r="http://schemas.openxmlformats.org/officeDocument/2006/relationships" xmlns:m="http://schemas.openxmlformats.org/officeDocument/2006/math" xmlns:v="urn:schemas-microsoft-com:vml" xmlns:wp14="http://schemas.microsoft.com/office/word/2010/wordprocessingDrawing" xmlns:wp="http://schemas.openxmlformats.org/drawingml/2006/wordprocessingDrawing" xmlns:w10="urn:schemas-microsoft-com:office:word" xmlns:w="http://schemas.openxmlformats.org/wordprocessingml/2006/main" xmlns:w14="http://schemas.microsoft.com/office/word/2010/wordml" xmlns:w15="http://schemas.microsoft.com/office/word/2012/wordml" xmlns:w16cex="http://schemas.microsoft.com/office/word/2018/wordml/cex" xmlns:w16cid="http://schemas.microsoft.com/office/word/2016/wordml/cid" xmlns:w16="http://schemas.microsoft.com/office/word/2018/wordml" xmlns:w16du="http://schemas.microsoft.com/office/word/2023/wordml/word16du" xmlns:w16sdtdh="http://schemas.microsoft.com/office/word/2020/wordml/sdtdatahash" xmlns:w16sdtfl="http://schemas.microsoft.com/office/word/2024/wordml/sdtformatlock" xmlns:w16se="http://schemas.microsoft.com/office/word/2015/wordml/symex" xmlns:wpg="http://schemas.microsoft.com/office/word/2010/wordprocessingGroup" xmlns:wpi="http://schemas.microsoft.com/office/word/2010/wordprocessingInk" xmlns:wne="http://schemas.microsoft.com/office/word/2006/wordml" xmlns:wps="http://schemas.microsoft.com/office/word/2010/wordprocessingShape" mc:Ignorable="w14 w15 w16se w16cid w16 w16cex w16sdtdh w16sdtfl w16du wp14">
+  <w:abstractNum w:abstractNumId="0" w15:restartNumberingAfterBreak="0">
+    <w:nsid w:val="09FE17A5"/>
+    <w:multiLevelType w:val="multilevel"/>
+    <w:tmpl w:val="990E1AAA"/>
+    <w:lvl w:ilvl="0">
+      <w:start w:val="1"/>
+      <w:numFmt w:val="bullet"/>
+      <w:lvlText w:val=""/>
+      <w:lvlJc w:val="left"/>
+      <w:pPr>
+        <w:tabs>
+          <w:tab w:val="num" w:pos="720"/>
+        </w:tabs>
+        <w:ind w:left="720" w:hanging="360"/>
+      </w:pPr>
+      <w:rPr>
+        <w:rFonts w:ascii="Symbol" w:hAnsi="Symbol" w:hint="default"/>
+        <w:sz w:val="20"/>
+      </w:rPr>
+    </w:lvl>
+    <w:lvl w:ilvl="1">
+      <w:start w:val="1"/>
+      <w:numFmt w:val="bullet"/>
+      <w:lvlText w:val="o"/>
+      <w:lvlJc w:val="left"/>
+      <w:pPr>
+        <w:tabs>
+          <w:tab w:val="num" w:pos="1440"/>
+        </w:tabs>
+        <w:ind w:left="1440" w:hanging="360"/>
+      </w:pPr>
+      <w:rPr>
+        <w:rFonts w:ascii="Courier New" w:hAnsi="Courier New" w:hint="default"/>
+        <w:sz w:val="20"/>
+      </w:rPr>
+    </w:lvl>
+    <w:lvl w:ilvl="2" w:tentative="1">
+      <w:start w:val="1"/>
+      <w:numFmt w:val="bullet"/>
+      <w:lvlText w:val=""/>
+      <w:lvlJc w:val="left"/>
+      <w:pPr>
+        <w:tabs>
+          <w:tab w:val="num" w:pos="2160"/>
+        </w:tabs>
+        <w:ind w:left="2160" w:hanging="360"/>
+      </w:pPr>
+      <w:rPr>
+        <w:rFonts w:ascii="Wingdings" w:hAnsi="Wingdings" w:hint="default"/>
+        <w:sz w:val="20"/>
+      </w:rPr>
+    </w:lvl>
+    <w:lvl w:ilvl="3" w:tentative="1">
+      <w:start w:val="1"/>
+      <w:numFmt w:val="bullet"/>
+      <w:lvlText w:val=""/>
+      <w:lvlJc w:val="left"/>
+      <w:pPr>
+        <w:tabs>
+          <w:tab w:val="num" w:pos="2880"/>
+        </w:tabs>
+        <w:ind w:left="2880" w:hanging="360"/>
+      </w:pPr>
+      <w:rPr>
+        <w:rFonts w:ascii="Wingdings" w:hAnsi="Wingdings" w:hint="default"/>
+        <w:sz w:val="20"/>
+      </w:rPr>
+    </w:lvl>
+    <w:lvl w:ilvl="4" w:tentative="1">
+      <w:start w:val="1"/>
+      <w:numFmt w:val="bullet"/>
+      <w:lvlText w:val=""/>
+      <w:lvlJc w:val="left"/>
+      <w:pPr>
+        <w:tabs>
+          <w:tab w:val="num" w:pos="3600"/>
+        </w:tabs>
+        <w:ind w:left="3600" w:hanging="360"/>
+      </w:pPr>
+      <w:rPr>
+        <w:rFonts w:ascii="Wingdings" w:hAnsi="Wingdings" w:hint="default"/>
+        <w:sz w:val="20"/>
+      </w:rPr>
+    </w:lvl>
+    <w:lvl w:ilvl="5" w:tentative="1">
+      <w:start w:val="1"/>
+      <w:numFmt w:val="bullet"/>
+      <w:lvlText w:val=""/>
+      <w:lvlJc w:val="left"/>
+      <w:pPr>
+        <w:tabs>
+          <w:tab w:val="num" w:pos="4320"/>
+        </w:tabs>
+        <w:ind w:left="4320" w:hanging="360"/>
+      </w:pPr>
+      <w:rPr>
+        <w:rFonts w:ascii="Wingdings" w:hAnsi="Wingdings" w:hint="default"/>
+        <w:sz w:val="20"/>
+      </w:rPr>
+    </w:lvl>
+    <w:lvl w:ilvl="6" w:tentative="1">
+      <w:start w:val="1"/>
+      <w:numFmt w:val="bullet"/>
+      <w:lvlText w:val=""/>
+      <w:lvlJc w:val="left"/>
+      <w:pPr>
+        <w:tabs>
+          <w:tab w:val="num" w:pos="5040"/>
+        </w:tabs>
+        <w:ind w:left="5040" w:hanging="360"/>
+      </w:pPr>
+      <w:rPr>
+        <w:rFonts w:ascii="Wingdings" w:hAnsi="Wingdings" w:hint="default"/>
+        <w:sz w:val="20"/>
+      </w:rPr>
+    </w:lvl>
+    <w:lvl w:ilvl="7" w:tentative="1">
+      <w:start w:val="1"/>
+      <w:numFmt w:val="bullet"/>
+      <w:lvlText w:val=""/>
+      <w:lvlJc w:val="left"/>
+      <w:pPr>
+        <w:tabs>
+          <w:tab w:val="num" w:pos="5760"/>
+        </w:tabs>
+        <w:ind w:left="5760" w:hanging="360"/>
+      </w:pPr>
+      <w:rPr>
+        <w:rFonts w:ascii="Wingdings" w:hAnsi="Wingdings" w:hint="default"/>
+        <w:sz w:val="20"/>
+      </w:rPr>
+    </w:lvl>
+    <w:lvl w:ilvl="8" w:tentative="1">
+      <w:start w:val="1"/>
+      <w:numFmt w:val="bullet"/>
+      <w:lvlText w:val=""/>
+      <w:lvlJc w:val="left"/>
+      <w:pPr>
+        <w:tabs>
+          <w:tab w:val="num" w:pos="6480"/>
+        </w:tabs>
+        <w:ind w:left="6480" w:hanging="360"/>
+      </w:pPr>
+      <w:rPr>
+        <w:rFonts w:ascii="Wingdings" w:hAnsi="Wingdings" w:hint="default"/>
+        <w:sz w:val="20"/>
+      </w:rPr>
+    </w:lvl>
+  </w:abstractNum>
+  <w:abstractNum w:abstractNumId="1" w15:restartNumberingAfterBreak="0">
+    <w:nsid w:val="14070391"/>
+    <w:multiLevelType w:val="hybridMultilevel"/>
+    <w:tmpl w:val="F72CE54C"/>
+    <w:lvl w:ilvl="0" w:tplc="7646F42C">
+      <w:start w:val="11"/>
+      <w:numFmt w:val="bullet"/>
+      <w:lvlText w:val="-"/>
+      <w:lvlJc w:val="left"/>
+      <w:pPr>
+        <w:ind w:left="720" w:hanging="360"/>
+      </w:pPr>
+      <w:rPr>
+        <w:rFonts w:ascii="Arial" w:eastAsiaTheme="minorHAnsi" w:hAnsi="Arial" w:cs="Arial" w:hint="default"/>
+      </w:rPr>
+    </w:lvl>
+    <w:lvl w:ilvl="1" w:tplc="20000003" w:tentative="1">
+      <w:start w:val="1"/>
+      <w:numFmt w:val="bullet"/>
+      <w:lvlText w:val="o"/>
+      <w:lvlJc w:val="left"/>
+      <w:pPr>
+        <w:ind w:left="1440" w:hanging="360"/>
+      </w:pPr>
+      <w:rPr>
+        <w:rFonts w:ascii="Courier New" w:hAnsi="Courier New" w:cs="Courier New" w:hint="default"/>
+      </w:rPr>
+    </w:lvl>
+    <w:lvl w:ilvl="2" w:tplc="20000005" w:tentative="1">
+      <w:start w:val="1"/>
+      <w:numFmt w:val="bullet"/>
+      <w:lvlText w:val=""/>
+      <w:lvlJc w:val="left"/>
+      <w:pPr>
+        <w:ind w:left="2160" w:hanging="360"/>
+      </w:pPr>
+      <w:rPr>
+        <w:rFonts w:ascii="Wingdings" w:hAnsi="Wingdings" w:hint="default"/>
+      </w:rPr>
+    </w:lvl>
+    <w:lvl w:ilvl="3" w:tplc="20000001" w:tentative="1">
+      <w:start w:val="1"/>
+      <w:numFmt w:val="bullet"/>
+      <w:lvlText w:val=""/>
+      <w:lvlJc w:val="left"/>
+      <w:pPr>
+        <w:ind w:left="2880" w:hanging="360"/>
+      </w:pPr>
+      <w:rPr>
+        <w:rFonts w:ascii="Symbol" w:hAnsi="Symbol" w:hint="default"/>
+      </w:rPr>
+    </w:lvl>
+    <w:lvl w:ilvl="4" w:tplc="20000003" w:tentative="1">
+      <w:start w:val="1"/>
+      <w:numFmt w:val="bullet"/>
+      <w:lvlText w:val="o"/>
+      <w:lvlJc w:val="left"/>
+      <w:pPr>
+        <w:ind w:left="3600" w:hanging="360"/>
+      </w:pPr>
+      <w:rPr>
+        <w:rFonts w:ascii="Courier New" w:hAnsi="Courier New" w:cs="Courier New" w:hint="default"/>
+      </w:rPr>
+    </w:lvl>
+    <w:lvl w:ilvl="5" w:tplc="20000005" w:tentative="1">
+      <w:start w:val="1"/>
+      <w:numFmt w:val="bullet"/>
+      <w:lvlText w:val=""/>
+      <w:lvlJc w:val="left"/>
+      <w:pPr>
+        <w:ind w:left="4320" w:hanging="360"/>
+      </w:pPr>
+      <w:rPr>
+        <w:rFonts w:ascii="Wingdings" w:hAnsi="Wingdings" w:hint="default"/>
+      </w:rPr>
+    </w:lvl>
+    <w:lvl w:ilvl="6" w:tplc="20000001" w:tentative="1">
+      <w:start w:val="1"/>
+      <w:numFmt w:val="bullet"/>
+      <w:lvlText w:val=""/>
+      <w:lvlJc w:val="left"/>
+      <w:pPr>
+        <w:ind w:left="5040" w:hanging="360"/>
+      </w:pPr>
+      <w:rPr>
+        <w:rFonts w:ascii="Symbol" w:hAnsi="Symbol" w:hint="default"/>
+      </w:rPr>
+    </w:lvl>
+    <w:lvl w:ilvl="7" w:tplc="20000003" w:tentative="1">
+      <w:start w:val="1"/>
+      <w:numFmt w:val="bullet"/>
+      <w:lvlText w:val="o"/>
+      <w:lvlJc w:val="left"/>
+      <w:pPr>
+        <w:ind w:left="5760" w:hanging="360"/>
+      </w:pPr>
+      <w:rPr>
+        <w:rFonts w:ascii="Courier New" w:hAnsi="Courier New" w:cs="Courier New" w:hint="default"/>
+      </w:rPr>
+    </w:lvl>
+    <w:lvl w:ilvl="8" w:tplc="20000005" w:tentative="1">
+      <w:start w:val="1"/>
+      <w:numFmt w:val="bullet"/>
+      <w:lvlText w:val=""/>
+      <w:lvlJc w:val="left"/>
+      <w:pPr>
+        <w:ind w:left="6480" w:hanging="360"/>
+      </w:pPr>
+      <w:rPr>
+        <w:rFonts w:ascii="Wingdings" w:hAnsi="Wingdings" w:hint="default"/>
+      </w:rPr>
+    </w:lvl>
+  </w:abstractNum>
+  <w:abstractNum w:abstractNumId="2" w15:restartNumberingAfterBreak="0">
+    <w:nsid w:val="26176A8D"/>
+    <w:multiLevelType w:val="multilevel"/>
+    <w:tmpl w:val="C5FA8320"/>
+    <w:lvl w:ilvl="0">
+      <w:start w:val="1"/>
+      <w:numFmt w:val="bullet"/>
+      <w:lvlText w:val=""/>
+      <w:lvlJc w:val="left"/>
+      <w:pPr>
+        <w:tabs>
+          <w:tab w:val="num" w:pos="720"/>
+        </w:tabs>
+        <w:ind w:left="720" w:hanging="360"/>
+      </w:pPr>
+      <w:rPr>
+        <w:rFonts w:ascii="Symbol" w:hAnsi="Symbol" w:hint="default"/>
+        <w:sz w:val="20"/>
+      </w:rPr>
+    </w:lvl>
+    <w:lvl w:ilvl="1">
+      <w:start w:val="1"/>
+      <w:numFmt w:val="bullet"/>
+      <w:lvlText w:val="o"/>
+      <w:lvlJc w:val="left"/>
+      <w:pPr>
+        <w:tabs>
+          <w:tab w:val="num" w:pos="1440"/>
+        </w:tabs>
+        <w:ind w:left="1440" w:hanging="360"/>
+      </w:pPr>
+      <w:rPr>
+        <w:rFonts w:ascii="Courier New" w:hAnsi="Courier New" w:hint="default"/>
+        <w:sz w:val="20"/>
+      </w:rPr>
+    </w:lvl>
+    <w:lvl w:ilvl="2" w:tentative="1">
+      <w:start w:val="1"/>
+      <w:numFmt w:val="bullet"/>
+      <w:lvlText w:val=""/>
+      <w:lvlJc w:val="left"/>
+      <w:pPr>
+        <w:tabs>
+          <w:tab w:val="num" w:pos="2160"/>
+        </w:tabs>
+        <w:ind w:left="2160" w:hanging="360"/>
+      </w:pPr>
+      <w:rPr>
+        <w:rFonts w:ascii="Wingdings" w:hAnsi="Wingdings" w:hint="default"/>
+        <w:sz w:val="20"/>
+      </w:rPr>
+    </w:lvl>
+    <w:lvl w:ilvl="3" w:tentative="1">
+      <w:start w:val="1"/>
+      <w:numFmt w:val="bullet"/>
+      <w:lvlText w:val=""/>
+      <w:lvlJc w:val="left"/>
+      <w:pPr>
+        <w:tabs>
+          <w:tab w:val="num" w:pos="2880"/>
+        </w:tabs>
+        <w:ind w:left="2880" w:hanging="360"/>
+      </w:pPr>
+      <w:rPr>
+        <w:rFonts w:ascii="Wingdings" w:hAnsi="Wingdings" w:hint="default"/>
+        <w:sz w:val="20"/>
+      </w:rPr>
+    </w:lvl>
+    <w:lvl w:ilvl="4" w:tentative="1">
+      <w:start w:val="1"/>
+      <w:numFmt w:val="bullet"/>
+      <w:lvlText w:val=""/>
+      <w:lvlJc w:val="left"/>
+      <w:pPr>
+        <w:tabs>
+          <w:tab w:val="num" w:pos="3600"/>
+        </w:tabs>
+        <w:ind w:left="3600" w:hanging="360"/>
+      </w:pPr>
+      <w:rPr>
+        <w:rFonts w:ascii="Wingdings" w:hAnsi="Wingdings" w:hint="default"/>
+        <w:sz w:val="20"/>
+      </w:rPr>
+    </w:lvl>
+    <w:lvl w:ilvl="5" w:tentative="1">
+      <w:start w:val="1"/>
+      <w:numFmt w:val="bullet"/>
+      <w:lvlText w:val=""/>
+      <w:lvlJc w:val="left"/>
+      <w:pPr>
+        <w:tabs>
+          <w:tab w:val="num" w:pos="4320"/>
+        </w:tabs>
+        <w:ind w:left="4320" w:hanging="360"/>
+      </w:pPr>
+      <w:rPr>
+        <w:rFonts w:ascii="Wingdings" w:hAnsi="Wingdings" w:hint="default"/>
+        <w:sz w:val="20"/>
+      </w:rPr>
+    </w:lvl>
+    <w:lvl w:ilvl="6" w:tentative="1">
+      <w:start w:val="1"/>
+      <w:numFmt w:val="bullet"/>
+      <w:lvlText w:val=""/>
+      <w:lvlJc w:val="left"/>
+      <w:pPr>
+        <w:tabs>
+          <w:tab w:val="num" w:pos="5040"/>
+        </w:tabs>
+        <w:ind w:left="5040" w:hanging="360"/>
+      </w:pPr>
+      <w:rPr>
+        <w:rFonts w:ascii="Wingdings" w:hAnsi="Wingdings" w:hint="default"/>
+        <w:sz w:val="20"/>
+      </w:rPr>
+    </w:lvl>
+    <w:lvl w:ilvl="7" w:tentative="1">
+      <w:start w:val="1"/>
+      <w:numFmt w:val="bullet"/>
+      <w:lvlText w:val=""/>
+      <w:lvlJc w:val="left"/>
+      <w:pPr>
+        <w:tabs>
+          <w:tab w:val="num" w:pos="5760"/>
+        </w:tabs>
+        <w:ind w:left="5760" w:hanging="360"/>
+      </w:pPr>
+      <w:rPr>
+        <w:rFonts w:ascii="Wingdings" w:hAnsi="Wingdings" w:hint="default"/>
+        <w:sz w:val="20"/>
+      </w:rPr>
+    </w:lvl>
+    <w:lvl w:ilvl="8" w:tentative="1">
+      <w:start w:val="1"/>
+      <w:numFmt w:val="bullet"/>
+      <w:lvlText w:val=""/>
+      <w:lvlJc w:val="left"/>
+      <w:pPr>
+        <w:tabs>
+          <w:tab w:val="num" w:pos="6480"/>
+        </w:tabs>
+        <w:ind w:left="6480" w:hanging="360"/>
+      </w:pPr>
+      <w:rPr>
+        <w:rFonts w:ascii="Wingdings" w:hAnsi="Wingdings" w:hint="default"/>
+        <w:sz w:val="20"/>
+      </w:rPr>
+    </w:lvl>
+  </w:abstractNum>
+  <w:abstractNum w:abstractNumId="3" w15:restartNumberingAfterBreak="0">
+    <w:nsid w:val="30E7531E"/>
+    <w:multiLevelType w:val="multilevel"/>
+    <w:tmpl w:val="E0E692DA"/>
+    <w:lvl w:ilvl="0">
+      <w:start w:val="1"/>
+      <w:numFmt w:val="bullet"/>
+      <w:lvlText w:val=""/>
+      <w:lvlJc w:val="left"/>
+      <w:pPr>
+        <w:tabs>
+          <w:tab w:val="num" w:pos="720"/>
+        </w:tabs>
+        <w:ind w:left="720" w:hanging="360"/>
+      </w:pPr>
+      <w:rPr>
+        <w:rFonts w:ascii="Symbol" w:hAnsi="Symbol" w:hint="default"/>
+        <w:sz w:val="20"/>
+      </w:rPr>
+    </w:lvl>
+    <w:lvl w:ilvl="1">
+      <w:start w:val="1"/>
+      <w:numFmt w:val="bullet"/>
+      <w:lvlText w:val="o"/>
+      <w:lvlJc w:val="left"/>
+      <w:pPr>
+        <w:tabs>
+          <w:tab w:val="num" w:pos="1440"/>
+        </w:tabs>
+        <w:ind w:left="1440" w:hanging="360"/>
+      </w:pPr>
+      <w:rPr>
+        <w:rFonts w:ascii="Courier New" w:hAnsi="Courier New" w:hint="default"/>
+        <w:sz w:val="20"/>
+      </w:rPr>
+    </w:lvl>
+    <w:lvl w:ilvl="2" w:tentative="1">
+      <w:start w:val="1"/>
+      <w:numFmt w:val="bullet"/>
+      <w:lvlText w:val=""/>
+      <w:lvlJc w:val="left"/>
+      <w:pPr>
+        <w:tabs>
+          <w:tab w:val="num" w:pos="2160"/>
+        </w:tabs>
+        <w:ind w:left="2160" w:hanging="360"/>
+      </w:pPr>
+      <w:rPr>
+        <w:rFonts w:ascii="Wingdings" w:hAnsi="Wingdings" w:hint="default"/>
+        <w:sz w:val="20"/>
+      </w:rPr>
+    </w:lvl>
+    <w:lvl w:ilvl="3" w:tentative="1">
+      <w:start w:val="1"/>
+      <w:numFmt w:val="bullet"/>
+      <w:lvlText w:val=""/>
+      <w:lvlJc w:val="left"/>
+      <w:pPr>
+        <w:tabs>
+          <w:tab w:val="num" w:pos="2880"/>
+        </w:tabs>
+        <w:ind w:left="2880" w:hanging="360"/>
+      </w:pPr>
+      <w:rPr>
+        <w:rFonts w:ascii="Wingdings" w:hAnsi="Wingdings" w:hint="default"/>
+        <w:sz w:val="20"/>
+      </w:rPr>
+    </w:lvl>
+    <w:lvl w:ilvl="4" w:tentative="1">
+      <w:start w:val="1"/>
+      <w:numFmt w:val="bullet"/>
+      <w:lvlText w:val=""/>
+      <w:lvlJc w:val="left"/>
+      <w:pPr>
+        <w:tabs>
+          <w:tab w:val="num" w:pos="3600"/>
+        </w:tabs>
+        <w:ind w:left="3600" w:hanging="360"/>
+      </w:pPr>
+      <w:rPr>
+        <w:rFonts w:ascii="Wingdings" w:hAnsi="Wingdings" w:hint="default"/>
+        <w:sz w:val="20"/>
+      </w:rPr>
+    </w:lvl>
+    <w:lvl w:ilvl="5" w:tentative="1">
+      <w:start w:val="1"/>
+      <w:numFmt w:val="bullet"/>
+      <w:lvlText w:val=""/>
+      <w:lvlJc w:val="left"/>
+      <w:pPr>
+        <w:tabs>
+          <w:tab w:val="num" w:pos="4320"/>
+        </w:tabs>
+        <w:ind w:left="4320" w:hanging="360"/>
+      </w:pPr>
+      <w:rPr>
+        <w:rFonts w:ascii="Wingdings" w:hAnsi="Wingdings" w:hint="default"/>
+        <w:sz w:val="20"/>
+      </w:rPr>
+    </w:lvl>
+    <w:lvl w:ilvl="6" w:tentative="1">
+      <w:start w:val="1"/>
+      <w:numFmt w:val="bullet"/>
+      <w:lvlText w:val=""/>
+      <w:lvlJc w:val="left"/>
+      <w:pPr>
+        <w:tabs>
+          <w:tab w:val="num" w:pos="5040"/>
+        </w:tabs>
+        <w:ind w:left="5040" w:hanging="360"/>
+      </w:pPr>
+      <w:rPr>
+        <w:rFonts w:ascii="Wingdings" w:hAnsi="Wingdings" w:hint="default"/>
+        <w:sz w:val="20"/>
+      </w:rPr>
+    </w:lvl>
+    <w:lvl w:ilvl="7" w:tentative="1">
+      <w:start w:val="1"/>
+      <w:numFmt w:val="bullet"/>
+      <w:lvlText w:val=""/>
+      <w:lvlJc w:val="left"/>
+      <w:pPr>
+        <w:tabs>
+          <w:tab w:val="num" w:pos="5760"/>
+        </w:tabs>
+        <w:ind w:left="5760" w:hanging="360"/>
+      </w:pPr>
+      <w:rPr>
+        <w:rFonts w:ascii="Wingdings" w:hAnsi="Wingdings" w:hint="default"/>
+        <w:sz w:val="20"/>
+      </w:rPr>
+    </w:lvl>
+    <w:lvl w:ilvl="8" w:tentative="1">
+      <w:start w:val="1"/>
+      <w:numFmt w:val="bullet"/>
+      <w:lvlText w:val=""/>
+      <w:lvlJc w:val="left"/>
+      <w:pPr>
+        <w:tabs>
+          <w:tab w:val="num" w:pos="6480"/>
+        </w:tabs>
+        <w:ind w:left="6480" w:hanging="360"/>
+      </w:pPr>
+      <w:rPr>
+        <w:rFonts w:ascii="Wingdings" w:hAnsi="Wingdings" w:hint="default"/>
+        <w:sz w:val="20"/>
+      </w:rPr>
+    </w:lvl>
+  </w:abstractNum>
+  <w:abstractNum w:abstractNumId="4" w15:restartNumberingAfterBreak="0">
+    <w:nsid w:val="3A840969"/>
+    <w:multiLevelType w:val="multilevel"/>
+    <w:tmpl w:val="637E2EFE"/>
+    <w:lvl w:ilvl="0">
+      <w:start w:val="1"/>
+      <w:numFmt w:val="bullet"/>
+      <w:lvlText w:val=""/>
+      <w:lvlJc w:val="left"/>
+      <w:pPr>
+        <w:tabs>
+          <w:tab w:val="num" w:pos="720"/>
+        </w:tabs>
+        <w:ind w:left="720" w:hanging="360"/>
+      </w:pPr>
+      <w:rPr>
+        <w:rFonts w:ascii="Symbol" w:hAnsi="Symbol" w:hint="default"/>
+        <w:sz w:val="20"/>
+      </w:rPr>
+    </w:lvl>
+    <w:lvl w:ilvl="1">
+      <w:start w:val="1"/>
+      <w:numFmt w:val="bullet"/>
+      <w:lvlText w:val="o"/>
+      <w:lvlJc w:val="left"/>
+      <w:pPr>
+        <w:tabs>
+          <w:tab w:val="num" w:pos="1440"/>
+        </w:tabs>
+        <w:ind w:left="1440" w:hanging="360"/>
+      </w:pPr>
+      <w:rPr>
+        <w:rFonts w:ascii="Courier New" w:hAnsi="Courier New" w:hint="default"/>
+        <w:sz w:val="20"/>
+      </w:rPr>
+    </w:lvl>
+    <w:lvl w:ilvl="2" w:tentative="1">
+      <w:start w:val="1"/>
+      <w:numFmt w:val="bullet"/>
+      <w:lvlText w:val=""/>
+      <w:lvlJc w:val="left"/>
+      <w:pPr>
+        <w:tabs>
+          <w:tab w:val="num" w:pos="2160"/>
+        </w:tabs>
+        <w:ind w:left="2160" w:hanging="360"/>
+      </w:pPr>
+      <w:rPr>
+        <w:rFonts w:ascii="Wingdings" w:hAnsi="Wingdings" w:hint="default"/>
+        <w:sz w:val="20"/>
+      </w:rPr>
+    </w:lvl>
+    <w:lvl w:ilvl="3" w:tentative="1">
+      <w:start w:val="1"/>
+      <w:numFmt w:val="bullet"/>
+      <w:lvlText w:val=""/>
+      <w:lvlJc w:val="left"/>
+      <w:pPr>
+        <w:tabs>
+          <w:tab w:val="num" w:pos="2880"/>
+        </w:tabs>
+        <w:ind w:left="2880" w:hanging="360"/>
+      </w:pPr>
+      <w:rPr>
+        <w:rFonts w:ascii="Wingdings" w:hAnsi="Wingdings" w:hint="default"/>
+        <w:sz w:val="20"/>
+      </w:rPr>
+    </w:lvl>
+    <w:lvl w:ilvl="4" w:tentative="1">
+      <w:start w:val="1"/>
+      <w:numFmt w:val="bullet"/>
+      <w:lvlText w:val=""/>
+      <w:lvlJc w:val="left"/>
+      <w:pPr>
+        <w:tabs>
+          <w:tab w:val="num" w:pos="3600"/>
+        </w:tabs>
+        <w:ind w:left="3600" w:hanging="360"/>
+      </w:pPr>
+      <w:rPr>
+        <w:rFonts w:ascii="Wingdings" w:hAnsi="Wingdings" w:hint="default"/>
+        <w:sz w:val="20"/>
+      </w:rPr>
+    </w:lvl>
+    <w:lvl w:ilvl="5" w:tentative="1">
+      <w:start w:val="1"/>
+      <w:numFmt w:val="bullet"/>
+      <w:lvlText w:val=""/>
+      <w:lvlJc w:val="left"/>
+      <w:pPr>
+        <w:tabs>
+          <w:tab w:val="num" w:pos="4320"/>
+        </w:tabs>
+        <w:ind w:left="4320" w:hanging="360"/>
+      </w:pPr>
+      <w:rPr>
+        <w:rFonts w:ascii="Wingdings" w:hAnsi="Wingdings" w:hint="default"/>
+        <w:sz w:val="20"/>
+      </w:rPr>
+    </w:lvl>
+    <w:lvl w:ilvl="6" w:tentative="1">
+      <w:start w:val="1"/>
+      <w:numFmt w:val="bullet"/>
+      <w:lvlText w:val=""/>
+      <w:lvlJc w:val="left"/>
+      <w:pPr>
+        <w:tabs>
+          <w:tab w:val="num" w:pos="5040"/>
+        </w:tabs>
+        <w:ind w:left="5040" w:hanging="360"/>
+      </w:pPr>
+      <w:rPr>
+        <w:rFonts w:ascii="Wingdings" w:hAnsi="Wingdings" w:hint="default"/>
+        <w:sz w:val="20"/>
+      </w:rPr>
+    </w:lvl>
+    <w:lvl w:ilvl="7" w:tentative="1">
+      <w:start w:val="1"/>
+      <w:numFmt w:val="bullet"/>
+      <w:lvlText w:val=""/>
+      <w:lvlJc w:val="left"/>
+      <w:pPr>
+        <w:tabs>
+          <w:tab w:val="num" w:pos="5760"/>
+        </w:tabs>
+        <w:ind w:left="5760" w:hanging="360"/>
+      </w:pPr>
+      <w:rPr>
+        <w:rFonts w:ascii="Wingdings" w:hAnsi="Wingdings" w:hint="default"/>
+        <w:sz w:val="20"/>
+      </w:rPr>
+    </w:lvl>
+    <w:lvl w:ilvl="8" w:tentative="1">
+      <w:start w:val="1"/>
+      <w:numFmt w:val="bullet"/>
+      <w:lvlText w:val=""/>
+      <w:lvlJc w:val="left"/>
+      <w:pPr>
+        <w:tabs>
+          <w:tab w:val="num" w:pos="6480"/>
+        </w:tabs>
+        <w:ind w:left="6480" w:hanging="360"/>
+      </w:pPr>
+      <w:rPr>
+        <w:rFonts w:ascii="Wingdings" w:hAnsi="Wingdings" w:hint="default"/>
+        <w:sz w:val="20"/>
+      </w:rPr>
+    </w:lvl>
+  </w:abstractNum>
+  <w:abstractNum w:abstractNumId="5" w15:restartNumberingAfterBreak="0">
+    <w:nsid w:val="4177382B"/>
+    <w:multiLevelType w:val="multilevel"/>
+    <w:tmpl w:val="32F68CD0"/>
+    <w:lvl w:ilvl="0">
+      <w:start w:val="1"/>
+      <w:numFmt w:val="bullet"/>
+      <w:lvlText w:val=""/>
+      <w:lvlJc w:val="left"/>
+      <w:pPr>
+        <w:tabs>
+          <w:tab w:val="num" w:pos="720"/>
+        </w:tabs>
+        <w:ind w:left="720" w:hanging="360"/>
+      </w:pPr>
+      <w:rPr>
+        <w:rFonts w:ascii="Symbol" w:hAnsi="Symbol" w:hint="default"/>
+        <w:sz w:val="20"/>
+      </w:rPr>
+    </w:lvl>
+    <w:lvl w:ilvl="1">
+      <w:start w:val="1"/>
+      <w:numFmt w:val="bullet"/>
+      <w:lvlText w:val="o"/>
+      <w:lvlJc w:val="left"/>
+      <w:pPr>
+        <w:tabs>
+          <w:tab w:val="num" w:pos="1440"/>
+        </w:tabs>
+        <w:ind w:left="1440" w:hanging="360"/>
+      </w:pPr>
+      <w:rPr>
+        <w:rFonts w:ascii="Courier New" w:hAnsi="Courier New" w:hint="default"/>
+        <w:sz w:val="20"/>
+      </w:rPr>
+    </w:lvl>
+    <w:lvl w:ilvl="2" w:tentative="1">
+      <w:start w:val="1"/>
+      <w:numFmt w:val="bullet"/>
+      <w:lvlText w:val=""/>
+      <w:lvlJc w:val="left"/>
+      <w:pPr>
+        <w:tabs>
+          <w:tab w:val="num" w:pos="2160"/>
+        </w:tabs>
+        <w:ind w:left="2160" w:hanging="360"/>
+      </w:pPr>
+      <w:rPr>
+        <w:rFonts w:ascii="Wingdings" w:hAnsi="Wingdings" w:hint="default"/>
+        <w:sz w:val="20"/>
+      </w:rPr>
+    </w:lvl>
+    <w:lvl w:ilvl="3" w:tentative="1">
+      <w:start w:val="1"/>
+      <w:numFmt w:val="bullet"/>
+      <w:lvlText w:val=""/>
+      <w:lvlJc w:val="left"/>
+      <w:pPr>
+        <w:tabs>
+          <w:tab w:val="num" w:pos="2880"/>
+        </w:tabs>
+        <w:ind w:left="2880" w:hanging="360"/>
+      </w:pPr>
+      <w:rPr>
+        <w:rFonts w:ascii="Wingdings" w:hAnsi="Wingdings" w:hint="default"/>
+        <w:sz w:val="20"/>
+      </w:rPr>
+    </w:lvl>
+    <w:lvl w:ilvl="4" w:tentative="1">
+      <w:start w:val="1"/>
+      <w:numFmt w:val="bullet"/>
+      <w:lvlText w:val=""/>
+      <w:lvlJc w:val="left"/>
+      <w:pPr>
+        <w:tabs>
+          <w:tab w:val="num" w:pos="3600"/>
+        </w:tabs>
+        <w:ind w:left="3600" w:hanging="360"/>
+      </w:pPr>
+      <w:rPr>
+        <w:rFonts w:ascii="Wingdings" w:hAnsi="Wingdings" w:hint="default"/>
+        <w:sz w:val="20"/>
+      </w:rPr>
+    </w:lvl>
+    <w:lvl w:ilvl="5" w:tentative="1">
+      <w:start w:val="1"/>
+      <w:numFmt w:val="bullet"/>
+      <w:lvlText w:val=""/>
+      <w:lvlJc w:val="left"/>
+      <w:pPr>
+        <w:tabs>
+          <w:tab w:val="num" w:pos="4320"/>
+        </w:tabs>
+        <w:ind w:left="4320" w:hanging="360"/>
+      </w:pPr>
+      <w:rPr>
+        <w:rFonts w:ascii="Wingdings" w:hAnsi="Wingdings" w:hint="default"/>
+        <w:sz w:val="20"/>
+      </w:rPr>
+    </w:lvl>
+    <w:lvl w:ilvl="6" w:tentative="1">
+      <w:start w:val="1"/>
+      <w:numFmt w:val="bullet"/>
+      <w:lvlText w:val=""/>
+      <w:lvlJc w:val="left"/>
+      <w:pPr>
+        <w:tabs>
+          <w:tab w:val="num" w:pos="5040"/>
+        </w:tabs>
+        <w:ind w:left="5040" w:hanging="360"/>
+      </w:pPr>
+      <w:rPr>
+        <w:rFonts w:ascii="Wingdings" w:hAnsi="Wingdings" w:hint="default"/>
+        <w:sz w:val="20"/>
+      </w:rPr>
+    </w:lvl>
+    <w:lvl w:ilvl="7" w:tentative="1">
+      <w:start w:val="1"/>
+      <w:numFmt w:val="bullet"/>
+      <w:lvlText w:val=""/>
+      <w:lvlJc w:val="left"/>
+      <w:pPr>
+        <w:tabs>
+          <w:tab w:val="num" w:pos="5760"/>
+        </w:tabs>
+        <w:ind w:left="5760" w:hanging="360"/>
+      </w:pPr>
+      <w:rPr>
+        <w:rFonts w:ascii="Wingdings" w:hAnsi="Wingdings" w:hint="default"/>
+        <w:sz w:val="20"/>
+      </w:rPr>
+    </w:lvl>
+    <w:lvl w:ilvl="8" w:tentative="1">
+      <w:start w:val="1"/>
+      <w:numFmt w:val="bullet"/>
+      <w:lvlText w:val=""/>
+      <w:lvlJc w:val="left"/>
+      <w:pPr>
+        <w:tabs>
+          <w:tab w:val="num" w:pos="6480"/>
+        </w:tabs>
+        <w:ind w:left="6480" w:hanging="360"/>
+      </w:pPr>
+      <w:rPr>
+        <w:rFonts w:ascii="Wingdings" w:hAnsi="Wingdings" w:hint="default"/>
+        <w:sz w:val="20"/>
+      </w:rPr>
+    </w:lvl>
+  </w:abstractNum>
+  <w:abstractNum w:abstractNumId="6" w15:restartNumberingAfterBreak="0">
+    <w:nsid w:val="5B3C5540"/>
+    <w:multiLevelType w:val="multilevel"/>
+    <w:tmpl w:val="87CE7AA8"/>
+    <w:lvl w:ilvl="0">
+      <w:start w:val="1"/>
+      <w:numFmt w:val="bullet"/>
+      <w:lvlText w:val=""/>
+      <w:lvlJc w:val="left"/>
+      <w:pPr>
+        <w:tabs>
+          <w:tab w:val="num" w:pos="720"/>
+        </w:tabs>
+        <w:ind w:left="720" w:hanging="360"/>
+      </w:pPr>
+      <w:rPr>
+        <w:rFonts w:ascii="Symbol" w:hAnsi="Symbol" w:hint="default"/>
+        <w:sz w:val="20"/>
+      </w:rPr>
+    </w:lvl>
+    <w:lvl w:ilvl="1" w:tentative="1">
+      <w:start w:val="1"/>
+      <w:numFmt w:val="bullet"/>
+      <w:lvlText w:val="o"/>
+      <w:lvlJc w:val="left"/>
+      <w:pPr>
+        <w:tabs>
+          <w:tab w:val="num" w:pos="1440"/>
+        </w:tabs>
+        <w:ind w:left="1440" w:hanging="360"/>
+      </w:pPr>
+      <w:rPr>
+        <w:rFonts w:ascii="Courier New" w:hAnsi="Courier New" w:hint="default"/>
+        <w:sz w:val="20"/>
+      </w:rPr>
+    </w:lvl>
+    <w:lvl w:ilvl="2" w:tentative="1">
+      <w:start w:val="1"/>
+      <w:numFmt w:val="bullet"/>
+      <w:lvlText w:val=""/>
+      <w:lvlJc w:val="left"/>
+      <w:pPr>
+        <w:tabs>
+          <w:tab w:val="num" w:pos="2160"/>
+        </w:tabs>
+        <w:ind w:left="2160" w:hanging="360"/>
+      </w:pPr>
+      <w:rPr>
+        <w:rFonts w:ascii="Wingdings" w:hAnsi="Wingdings" w:hint="default"/>
+        <w:sz w:val="20"/>
+      </w:rPr>
+    </w:lvl>
+    <w:lvl w:ilvl="3" w:tentative="1">
+      <w:start w:val="1"/>
+      <w:numFmt w:val="bullet"/>
+      <w:lvlText w:val=""/>
+      <w:lvlJc w:val="left"/>
+      <w:pPr>
+        <w:tabs>
+          <w:tab w:val="num" w:pos="2880"/>
+        </w:tabs>
+        <w:ind w:left="2880" w:hanging="360"/>
+      </w:pPr>
+      <w:rPr>
+        <w:rFonts w:ascii="Wingdings" w:hAnsi="Wingdings" w:hint="default"/>
+        <w:sz w:val="20"/>
+      </w:rPr>
+    </w:lvl>
+    <w:lvl w:ilvl="4" w:tentative="1">
+      <w:start w:val="1"/>
+      <w:numFmt w:val="bullet"/>
+      <w:lvlText w:val=""/>
+      <w:lvlJc w:val="left"/>
+      <w:pPr>
+        <w:tabs>
+          <w:tab w:val="num" w:pos="3600"/>
+        </w:tabs>
+        <w:ind w:left="3600" w:hanging="360"/>
+      </w:pPr>
+      <w:rPr>
+        <w:rFonts w:ascii="Wingdings" w:hAnsi="Wingdings" w:hint="default"/>
+        <w:sz w:val="20"/>
+      </w:rPr>
+    </w:lvl>
+    <w:lvl w:ilvl="5" w:tentative="1">
+      <w:start w:val="1"/>
+      <w:numFmt w:val="bullet"/>
+      <w:lvlText w:val=""/>
+      <w:lvlJc w:val="left"/>
+      <w:pPr>
+        <w:tabs>
+          <w:tab w:val="num" w:pos="4320"/>
+        </w:tabs>
+        <w:ind w:left="4320" w:hanging="360"/>
+      </w:pPr>
+      <w:rPr>
+        <w:rFonts w:ascii="Wingdings" w:hAnsi="Wingdings" w:hint="default"/>
+        <w:sz w:val="20"/>
+      </w:rPr>
+    </w:lvl>
+    <w:lvl w:ilvl="6" w:tentative="1">
+      <w:start w:val="1"/>
+      <w:numFmt w:val="bullet"/>
+      <w:lvlText w:val=""/>
+      <w:lvlJc w:val="left"/>
+      <w:pPr>
+        <w:tabs>
+          <w:tab w:val="num" w:pos="5040"/>
+        </w:tabs>
+        <w:ind w:left="5040" w:hanging="360"/>
+      </w:pPr>
+      <w:rPr>
+        <w:rFonts w:ascii="Wingdings" w:hAnsi="Wingdings" w:hint="default"/>
+        <w:sz w:val="20"/>
+      </w:rPr>
+    </w:lvl>
+    <w:lvl w:ilvl="7" w:tentative="1">
+      <w:start w:val="1"/>
+      <w:numFmt w:val="bullet"/>
+      <w:lvlText w:val=""/>
+      <w:lvlJc w:val="left"/>
+      <w:pPr>
+        <w:tabs>
+          <w:tab w:val="num" w:pos="5760"/>
+        </w:tabs>
+        <w:ind w:left="5760" w:hanging="360"/>
+      </w:pPr>
+      <w:rPr>
+        <w:rFonts w:ascii="Wingdings" w:hAnsi="Wingdings" w:hint="default"/>
+        <w:sz w:val="20"/>
+      </w:rPr>
+    </w:lvl>
+    <w:lvl w:ilvl="8" w:tentative="1">
+      <w:start w:val="1"/>
+      <w:numFmt w:val="bullet"/>
+      <w:lvlText w:val=""/>
+      <w:lvlJc w:val="left"/>
+      <w:pPr>
+        <w:tabs>
+          <w:tab w:val="num" w:pos="6480"/>
+        </w:tabs>
+        <w:ind w:left="6480" w:hanging="360"/>
+      </w:pPr>
+      <w:rPr>
+        <w:rFonts w:ascii="Wingdings" w:hAnsi="Wingdings" w:hint="default"/>
+        <w:sz w:val="20"/>
+      </w:rPr>
+    </w:lvl>
+  </w:abstractNum>
+  <w:abstractNum w:abstractNumId="7" w15:restartNumberingAfterBreak="0">
+    <w:nsid w:val="61F53CEC"/>
+    <w:multiLevelType w:val="multilevel"/>
+    <w:tmpl w:val="C28603A8"/>
+    <w:lvl w:ilvl="0">
+      <w:start w:val="1"/>
+      <w:numFmt w:val="bullet"/>
+      <w:lvlText w:val=""/>
+      <w:lvlJc w:val="left"/>
+      <w:pPr>
+        <w:tabs>
+          <w:tab w:val="num" w:pos="720"/>
+        </w:tabs>
+        <w:ind w:left="720" w:hanging="360"/>
+      </w:pPr>
+      <w:rPr>
+        <w:rFonts w:ascii="Symbol" w:hAnsi="Symbol" w:hint="default"/>
+        <w:sz w:val="20"/>
+      </w:rPr>
+    </w:lvl>
+    <w:lvl w:ilvl="1" w:tentative="1">
+      <w:start w:val="1"/>
+      <w:numFmt w:val="bullet"/>
+      <w:lvlText w:val="o"/>
+      <w:lvlJc w:val="left"/>
+      <w:pPr>
+        <w:tabs>
+          <w:tab w:val="num" w:pos="1440"/>
+        </w:tabs>
+        <w:ind w:left="1440" w:hanging="360"/>
+      </w:pPr>
+      <w:rPr>
+        <w:rFonts w:ascii="Courier New" w:hAnsi="Courier New" w:hint="default"/>
+        <w:sz w:val="20"/>
+      </w:rPr>
+    </w:lvl>
+    <w:lvl w:ilvl="2" w:tentative="1">
+      <w:start w:val="1"/>
+      <w:numFmt w:val="bullet"/>
+      <w:lvlText w:val=""/>
+      <w:lvlJc w:val="left"/>
+      <w:pPr>
+        <w:tabs>
+          <w:tab w:val="num" w:pos="2160"/>
+        </w:tabs>
+        <w:ind w:left="2160" w:hanging="360"/>
+      </w:pPr>
+      <w:rPr>
+        <w:rFonts w:ascii="Wingdings" w:hAnsi="Wingdings" w:hint="default"/>
+        <w:sz w:val="20"/>
+      </w:rPr>
+    </w:lvl>
+    <w:lvl w:ilvl="3" w:tentative="1">
+      <w:start w:val="1"/>
+      <w:numFmt w:val="bullet"/>
+      <w:lvlText w:val=""/>
+      <w:lvlJc w:val="left"/>
+      <w:pPr>
+        <w:tabs>
+          <w:tab w:val="num" w:pos="2880"/>
+        </w:tabs>
+        <w:ind w:left="2880" w:hanging="360"/>
+      </w:pPr>
+      <w:rPr>
+        <w:rFonts w:ascii="Wingdings" w:hAnsi="Wingdings" w:hint="default"/>
+        <w:sz w:val="20"/>
+      </w:rPr>
+    </w:lvl>
+    <w:lvl w:ilvl="4" w:tentative="1">
+      <w:start w:val="1"/>
+      <w:numFmt w:val="bullet"/>
+      <w:lvlText w:val=""/>
+      <w:lvlJc w:val="left"/>
+      <w:pPr>
+        <w:tabs>
+          <w:tab w:val="num" w:pos="3600"/>
+        </w:tabs>
+        <w:ind w:left="3600" w:hanging="360"/>
+      </w:pPr>
+      <w:rPr>
+        <w:rFonts w:ascii="Wingdings" w:hAnsi="Wingdings" w:hint="default"/>
+        <w:sz w:val="20"/>
+      </w:rPr>
+    </w:lvl>
+    <w:lvl w:ilvl="5" w:tentative="1">
+      <w:start w:val="1"/>
+      <w:numFmt w:val="bullet"/>
+      <w:lvlText w:val=""/>
+      <w:lvlJc w:val="left"/>
+      <w:pPr>
+        <w:tabs>
+          <w:tab w:val="num" w:pos="4320"/>
+        </w:tabs>
+        <w:ind w:left="4320" w:hanging="360"/>
+      </w:pPr>
+      <w:rPr>
+        <w:rFonts w:ascii="Wingdings" w:hAnsi="Wingdings" w:hint="default"/>
+        <w:sz w:val="20"/>
+      </w:rPr>
+    </w:lvl>
+    <w:lvl w:ilvl="6" w:tentative="1">
+      <w:start w:val="1"/>
+      <w:numFmt w:val="bullet"/>
+      <w:lvlText w:val=""/>
+      <w:lvlJc w:val="left"/>
+      <w:pPr>
+        <w:tabs>
+          <w:tab w:val="num" w:pos="5040"/>
+        </w:tabs>
+        <w:ind w:left="5040" w:hanging="360"/>
+      </w:pPr>
+      <w:rPr>
+        <w:rFonts w:ascii="Wingdings" w:hAnsi="Wingdings" w:hint="default"/>
+        <w:sz w:val="20"/>
+      </w:rPr>
+    </w:lvl>
+    <w:lvl w:ilvl="7" w:tentative="1">
+      <w:start w:val="1"/>
+      <w:numFmt w:val="bullet"/>
+      <w:lvlText w:val=""/>
+      <w:lvlJc w:val="left"/>
+      <w:pPr>
+        <w:tabs>
+          <w:tab w:val="num" w:pos="5760"/>
+        </w:tabs>
+        <w:ind w:left="5760" w:hanging="360"/>
+      </w:pPr>
+      <w:rPr>
+        <w:rFonts w:ascii="Wingdings" w:hAnsi="Wingdings" w:hint="default"/>
+        <w:sz w:val="20"/>
+      </w:rPr>
+    </w:lvl>
+    <w:lvl w:ilvl="8" w:tentative="1">
+      <w:start w:val="1"/>
+      <w:numFmt w:val="bullet"/>
+      <w:lvlText w:val=""/>
+      <w:lvlJc w:val="left"/>
+      <w:pPr>
+        <w:tabs>
+          <w:tab w:val="num" w:pos="6480"/>
+        </w:tabs>
+        <w:ind w:left="6480" w:hanging="360"/>
+      </w:pPr>
+      <w:rPr>
+        <w:rFonts w:ascii="Wingdings" w:hAnsi="Wingdings" w:hint="default"/>
+        <w:sz w:val="20"/>
+      </w:rPr>
+    </w:lvl>
+  </w:abstractNum>
+  <w:abstractNum w:abstractNumId="8" w15:restartNumberingAfterBreak="0">
+    <w:nsid w:val="6835764A"/>
+    <w:multiLevelType w:val="multilevel"/>
+    <w:tmpl w:val="AA24B108"/>
+    <w:lvl w:ilvl="0">
+      <w:start w:val="1"/>
+      <w:numFmt w:val="bullet"/>
+      <w:lvlText w:val=""/>
+      <w:lvlJc w:val="left"/>
+      <w:pPr>
+        <w:tabs>
+          <w:tab w:val="num" w:pos="720"/>
+        </w:tabs>
+        <w:ind w:left="720" w:hanging="360"/>
+      </w:pPr>
+      <w:rPr>
+        <w:rFonts w:ascii="Symbol" w:hAnsi="Symbol" w:hint="default"/>
+        <w:sz w:val="20"/>
+      </w:rPr>
+    </w:lvl>
+    <w:lvl w:ilvl="1">
+      <w:start w:val="1"/>
+      <w:numFmt w:val="bullet"/>
+      <w:lvlText w:val="o"/>
+      <w:lvlJc w:val="left"/>
+      <w:pPr>
+        <w:tabs>
+          <w:tab w:val="num" w:pos="1440"/>
+        </w:tabs>
+        <w:ind w:left="1440" w:hanging="360"/>
+      </w:pPr>
+      <w:rPr>
+        <w:rFonts w:ascii="Courier New" w:hAnsi="Courier New" w:hint="default"/>
+        <w:sz w:val="20"/>
+      </w:rPr>
+    </w:lvl>
+    <w:lvl w:ilvl="2" w:tentative="1">
+      <w:start w:val="1"/>
+      <w:numFmt w:val="bullet"/>
+      <w:lvlText w:val=""/>
+      <w:lvlJc w:val="left"/>
+      <w:pPr>
+        <w:tabs>
+          <w:tab w:val="num" w:pos="2160"/>
+        </w:tabs>
+        <w:ind w:left="2160" w:hanging="360"/>
+      </w:pPr>
+      <w:rPr>
+        <w:rFonts w:ascii="Wingdings" w:hAnsi="Wingdings" w:hint="default"/>
+        <w:sz w:val="20"/>
+      </w:rPr>
+    </w:lvl>
+    <w:lvl w:ilvl="3" w:tentative="1">
+      <w:start w:val="1"/>
+      <w:numFmt w:val="bullet"/>
+      <w:lvlText w:val=""/>
+      <w:lvlJc w:val="left"/>
+      <w:pPr>
+        <w:tabs>
+          <w:tab w:val="num" w:pos="2880"/>
+        </w:tabs>
+        <w:ind w:left="2880" w:hanging="360"/>
+      </w:pPr>
+      <w:rPr>
+        <w:rFonts w:ascii="Wingdings" w:hAnsi="Wingdings" w:hint="default"/>
+        <w:sz w:val="20"/>
+      </w:rPr>
+    </w:lvl>
+    <w:lvl w:ilvl="4" w:tentative="1">
+      <w:start w:val="1"/>
+      <w:numFmt w:val="bullet"/>
+      <w:lvlText w:val=""/>
+      <w:lvlJc w:val="left"/>
+      <w:pPr>
+        <w:tabs>
+          <w:tab w:val="num" w:pos="3600"/>
+        </w:tabs>
+        <w:ind w:left="3600" w:hanging="360"/>
+      </w:pPr>
+      <w:rPr>
+        <w:rFonts w:ascii="Wingdings" w:hAnsi="Wingdings" w:hint="default"/>
+        <w:sz w:val="20"/>
+      </w:rPr>
+    </w:lvl>
+    <w:lvl w:ilvl="5" w:tentative="1">
+      <w:start w:val="1"/>
+      <w:numFmt w:val="bullet"/>
+      <w:lvlText w:val=""/>
+      <w:lvlJc w:val="left"/>
+      <w:pPr>
+        <w:tabs>
+          <w:tab w:val="num" w:pos="4320"/>
+        </w:tabs>
+        <w:ind w:left="4320" w:hanging="360"/>
+      </w:pPr>
+      <w:rPr>
+        <w:rFonts w:ascii="Wingdings" w:hAnsi="Wingdings" w:hint="default"/>
+        <w:sz w:val="20"/>
+      </w:rPr>
+    </w:lvl>
+    <w:lvl w:ilvl="6" w:tentative="1">
+      <w:start w:val="1"/>
+      <w:numFmt w:val="bullet"/>
+      <w:lvlText w:val=""/>
+      <w:lvlJc w:val="left"/>
+      <w:pPr>
+        <w:tabs>
+          <w:tab w:val="num" w:pos="5040"/>
+        </w:tabs>
+        <w:ind w:left="5040" w:hanging="360"/>
+      </w:pPr>
+      <w:rPr>
+        <w:rFonts w:ascii="Wingdings" w:hAnsi="Wingdings" w:hint="default"/>
+        <w:sz w:val="20"/>
+      </w:rPr>
+    </w:lvl>
+    <w:lvl w:ilvl="7" w:tentative="1">
+      <w:start w:val="1"/>
+      <w:numFmt w:val="bullet"/>
+      <w:lvlText w:val=""/>
+      <w:lvlJc w:val="left"/>
+      <w:pPr>
+        <w:tabs>
+          <w:tab w:val="num" w:pos="5760"/>
+        </w:tabs>
+        <w:ind w:left="5760" w:hanging="360"/>
+      </w:pPr>
+      <w:rPr>
+        <w:rFonts w:ascii="Wingdings" w:hAnsi="Wingdings" w:hint="default"/>
+        <w:sz w:val="20"/>
+      </w:rPr>
+    </w:lvl>
+    <w:lvl w:ilvl="8" w:tentative="1">
+      <w:start w:val="1"/>
+      <w:numFmt w:val="bullet"/>
+      <w:lvlText w:val=""/>
+      <w:lvlJc w:val="left"/>
+      <w:pPr>
+        <w:tabs>
+          <w:tab w:val="num" w:pos="6480"/>
+        </w:tabs>
+        <w:ind w:left="6480" w:hanging="360"/>
+      </w:pPr>
+      <w:rPr>
+        <w:rFonts w:ascii="Wingdings" w:hAnsi="Wingdings" w:hint="default"/>
+        <w:sz w:val="20"/>
+      </w:rPr>
+    </w:lvl>
+  </w:abstractNum>
+  <w:num w:numId="1" w16cid:durableId="1631085748">
+    <w:abstractNumId w:val="7"/>
+  </w:num>
+  <w:num w:numId="2" w16cid:durableId="1876262781">
+    <w:abstractNumId w:val="1"/>
+  </w:num>
+  <w:num w:numId="3" w16cid:durableId="249316822">
+    <w:abstractNumId w:val="6"/>
+  </w:num>
+  <w:num w:numId="4" w16cid:durableId="841700228">
+    <w:abstractNumId w:val="0"/>
+  </w:num>
+  <w:num w:numId="5" w16cid:durableId="1303778672">
+    <w:abstractNumId w:val="5"/>
+  </w:num>
+  <w:num w:numId="6" w16cid:durableId="398098244">
+    <w:abstractNumId w:val="3"/>
+  </w:num>
+  <w:num w:numId="7" w16cid:durableId="1983927436">
+    <w:abstractNumId w:val="8"/>
+  </w:num>
+  <w:num w:numId="8" w16cid:durableId="660885132">
+    <w:abstractNumId w:val="4"/>
+  </w:num>
+  <w:num w:numId="9" w16cid:durableId="2037996514">
+    <w:abstractNumId w:val="2"/>
+  </w:num>
+</w:numbering>
 </file>
 
 <file path=word/styles.xml><?xml version="1.0" encoding="utf-8"?>
@@ -677,6 +5556,7 @@
   <w:style w:type="paragraph" w:default="1" w:styleId="Normal">
     <w:name w:val="Normal"/>
     <w:qFormat/>
+    <w:rsid w:val="00BE3232"/>
   </w:style>
   <w:style w:type="character" w:default="1" w:styleId="DefaultParagraphFont">
     <w:name w:val="Default Paragraph Font"/>
